--- a/public/downloads/Ejemplo1_muestreo_por_variables.docx
+++ b/public/downloads/Ejemplo1_muestreo_por_variables.docx
@@ -1,6 +1,6 @@
 
 <file path=word/document.xml><?xml version="1.0" encoding="utf-8"?>
-<w:document xmlns:wpc="http://schemas.microsoft.com/office/word/2010/wordprocessingCanvas" xmlns:cx="http://schemas.microsoft.com/office/drawing/2014/chartex" xmlns:cx1="http://schemas.microsoft.com/office/drawing/2015/9/8/chartex" xmlns:cx2="http://schemas.microsoft.com/office/drawing/2015/10/21/chartex" xmlns:cx3="http://schemas.microsoft.com/office/drawing/2016/5/9/chartex" xmlns:cx4="http://schemas.microsoft.com/office/drawing/2016/5/10/chartex" xmlns:cx5="http://schemas.microsoft.com/office/drawing/2016/5/11/chartex" xmlns:cx6="http://schemas.microsoft.com/office/drawing/2016/5/12/chartex" xmlns:cx7="http://schemas.microsoft.com/office/drawing/2016/5/13/chartex" xmlns:cx8="http://schemas.microsoft.com/office/drawing/2016/5/14/chartex" xmlns:mc="http://schemas.openxmlformats.org/markup-compatibility/2006" xmlns:aink="http://schemas.microsoft.com/office/drawing/2016/ink" xmlns:am3d="http://schemas.microsoft.com/office/drawing/2017/model3d" xmlns:o="urn:schemas-microsoft-com:office:office" xmlns:r="http://schemas.openxmlformats.org/officeDocument/2006/relationships" xmlns:m="http://schemas.openxmlformats.org/officeDocument/2006/math" xmlns:v="urn:schemas-microsoft-com:vml" xmlns:wp14="http://schemas.microsoft.com/office/word/2010/wordprocessingDrawing" xmlns:wp="http://schemas.openxmlformats.org/drawingml/2006/wordprocessingDrawing" xmlns:w10="urn:schemas-microsoft-com:office:word" xmlns:w="http://schemas.openxmlformats.org/wordprocessingml/2006/main" xmlns:w14="http://schemas.microsoft.com/office/word/2010/wordml" xmlns:w15="http://schemas.microsoft.com/office/word/2012/wordml" xmlns:w16cex="http://schemas.microsoft.com/office/word/2018/wordml/cex" xmlns:w16cid="http://schemas.microsoft.com/office/word/2016/wordml/cid" xmlns:w16="http://schemas.microsoft.com/office/word/2018/wordml" xmlns:w16se="http://schemas.microsoft.com/office/word/2015/wordml/symex" xmlns:wpg="http://schemas.microsoft.com/office/word/2010/wordprocessingGroup" xmlns:wpi="http://schemas.microsoft.com/office/word/2010/wordprocessingInk" xmlns:wne="http://schemas.microsoft.com/office/word/2006/wordml" xmlns:wps="http://schemas.microsoft.com/office/word/2010/wordprocessingShape" mc:Ignorable="w14 w15 w16se w16cid w16 w16cex wp14">
+<w:document xmlns:wpc="http://schemas.microsoft.com/office/word/2010/wordprocessingCanvas" xmlns:cx="http://schemas.microsoft.com/office/drawing/2014/chartex" xmlns:cx1="http://schemas.microsoft.com/office/drawing/2015/9/8/chartex" xmlns:cx2="http://schemas.microsoft.com/office/drawing/2015/10/21/chartex" xmlns:cx3="http://schemas.microsoft.com/office/drawing/2016/5/9/chartex" xmlns:cx4="http://schemas.microsoft.com/office/drawing/2016/5/10/chartex" xmlns:cx5="http://schemas.microsoft.com/office/drawing/2016/5/11/chartex" xmlns:cx6="http://schemas.microsoft.com/office/drawing/2016/5/12/chartex" xmlns:cx7="http://schemas.microsoft.com/office/drawing/2016/5/13/chartex" xmlns:cx8="http://schemas.microsoft.com/office/drawing/2016/5/14/chartex" xmlns:mc="http://schemas.openxmlformats.org/markup-compatibility/2006" xmlns:aink="http://schemas.microsoft.com/office/drawing/2016/ink" xmlns:am3d="http://schemas.microsoft.com/office/drawing/2017/model3d" xmlns:o="urn:schemas-microsoft-com:office:office" xmlns:oel="http://schemas.microsoft.com/office/2019/extlst" xmlns:r="http://schemas.openxmlformats.org/officeDocument/2006/relationships" xmlns:m="http://schemas.openxmlformats.org/officeDocument/2006/math" xmlns:v="urn:schemas-microsoft-com:vml" xmlns:wp14="http://schemas.microsoft.com/office/word/2010/wordprocessingDrawing" xmlns:wp="http://schemas.openxmlformats.org/drawingml/2006/wordprocessingDrawing" xmlns:w10="urn:schemas-microsoft-com:office:word" xmlns:w="http://schemas.openxmlformats.org/wordprocessingml/2006/main" xmlns:w14="http://schemas.microsoft.com/office/word/2010/wordml" xmlns:w15="http://schemas.microsoft.com/office/word/2012/wordml" xmlns:w16cex="http://schemas.microsoft.com/office/word/2018/wordml/cex" xmlns:w16cid="http://schemas.microsoft.com/office/word/2016/wordml/cid" xmlns:w16="http://schemas.microsoft.com/office/word/2018/wordml" xmlns:w16du="http://schemas.microsoft.com/office/word/2023/wordml/word16du" xmlns:w16sdtdh="http://schemas.microsoft.com/office/word/2020/wordml/sdtdatahash" xmlns:w16sdtfl="http://schemas.microsoft.com/office/word/2024/wordml/sdtformatlock" xmlns:w16se="http://schemas.microsoft.com/office/word/2015/wordml/symex" xmlns:wpg="http://schemas.microsoft.com/office/word/2010/wordprocessingGroup" xmlns:wpi="http://schemas.microsoft.com/office/word/2010/wordprocessingInk" xmlns:wne="http://schemas.microsoft.com/office/word/2006/wordml" xmlns:wps="http://schemas.microsoft.com/office/word/2010/wordprocessingShape" mc:Ignorable="w14 w15 w16se w16cid w16 w16cex w16sdtdh w16sdtfl w16du wp14">
   <w:body>
     <w:p>
       <w:pPr>
@@ -699,7 +699,6 @@
               <w:bottom w:val="single" w:sz="4" w:space="0" w:color="auto"/>
               <w:right w:val="single" w:sz="4" w:space="0" w:color="auto"/>
             </w:tcBorders>
-            <w:shd w:val="clear" w:color="auto" w:fill="auto"/>
             <w:noWrap/>
             <w:vAlign w:val="bottom"/>
             <w:hideMark/>
@@ -736,7 +735,6 @@
               <w:bottom w:val="single" w:sz="4" w:space="0" w:color="auto"/>
               <w:right w:val="single" w:sz="4" w:space="0" w:color="auto"/>
             </w:tcBorders>
-            <w:shd w:val="clear" w:color="auto" w:fill="auto"/>
             <w:noWrap/>
             <w:vAlign w:val="bottom"/>
             <w:hideMark/>
@@ -774,7 +772,6 @@
               <w:bottom w:val="single" w:sz="4" w:space="0" w:color="auto"/>
               <w:right w:val="single" w:sz="4" w:space="0" w:color="auto"/>
             </w:tcBorders>
-            <w:shd w:val="clear" w:color="auto" w:fill="auto"/>
             <w:noWrap/>
             <w:vAlign w:val="bottom"/>
             <w:hideMark/>
@@ -812,7 +809,6 @@
               <w:bottom w:val="single" w:sz="4" w:space="0" w:color="auto"/>
               <w:right w:val="single" w:sz="4" w:space="0" w:color="auto"/>
             </w:tcBorders>
-            <w:shd w:val="clear" w:color="auto" w:fill="auto"/>
             <w:noWrap/>
             <w:vAlign w:val="bottom"/>
             <w:hideMark/>
@@ -850,7 +846,6 @@
               <w:bottom w:val="single" w:sz="4" w:space="0" w:color="auto"/>
               <w:right w:val="single" w:sz="4" w:space="0" w:color="auto"/>
             </w:tcBorders>
-            <w:shd w:val="clear" w:color="auto" w:fill="auto"/>
             <w:noWrap/>
             <w:vAlign w:val="bottom"/>
             <w:hideMark/>
@@ -888,7 +883,6 @@
               <w:bottom w:val="single" w:sz="4" w:space="0" w:color="auto"/>
               <w:right w:val="single" w:sz="4" w:space="0" w:color="auto"/>
             </w:tcBorders>
-            <w:shd w:val="clear" w:color="auto" w:fill="auto"/>
             <w:noWrap/>
             <w:vAlign w:val="bottom"/>
             <w:hideMark/>
@@ -926,7 +920,6 @@
               <w:bottom w:val="single" w:sz="4" w:space="0" w:color="auto"/>
               <w:right w:val="single" w:sz="4" w:space="0" w:color="auto"/>
             </w:tcBorders>
-            <w:shd w:val="clear" w:color="auto" w:fill="auto"/>
             <w:noWrap/>
             <w:vAlign w:val="bottom"/>
             <w:hideMark/>
@@ -964,7 +957,6 @@
               <w:bottom w:val="single" w:sz="4" w:space="0" w:color="auto"/>
               <w:right w:val="single" w:sz="4" w:space="0" w:color="auto"/>
             </w:tcBorders>
-            <w:shd w:val="clear" w:color="auto" w:fill="auto"/>
             <w:noWrap/>
             <w:vAlign w:val="bottom"/>
             <w:hideMark/>
@@ -1007,7 +999,6 @@
               <w:bottom w:val="single" w:sz="4" w:space="0" w:color="auto"/>
               <w:right w:val="single" w:sz="4" w:space="0" w:color="auto"/>
             </w:tcBorders>
-            <w:shd w:val="clear" w:color="auto" w:fill="auto"/>
             <w:noWrap/>
             <w:vAlign w:val="bottom"/>
             <w:hideMark/>
@@ -1044,7 +1035,6 @@
               <w:bottom w:val="single" w:sz="4" w:space="0" w:color="auto"/>
               <w:right w:val="single" w:sz="4" w:space="0" w:color="auto"/>
             </w:tcBorders>
-            <w:shd w:val="clear" w:color="auto" w:fill="auto"/>
             <w:noWrap/>
             <w:vAlign w:val="bottom"/>
             <w:hideMark/>
@@ -1082,7 +1072,6 @@
               <w:bottom w:val="single" w:sz="4" w:space="0" w:color="auto"/>
               <w:right w:val="single" w:sz="4" w:space="0" w:color="auto"/>
             </w:tcBorders>
-            <w:shd w:val="clear" w:color="auto" w:fill="auto"/>
             <w:noWrap/>
             <w:vAlign w:val="bottom"/>
             <w:hideMark/>
@@ -1120,7 +1109,6 @@
               <w:bottom w:val="single" w:sz="4" w:space="0" w:color="auto"/>
               <w:right w:val="single" w:sz="4" w:space="0" w:color="auto"/>
             </w:tcBorders>
-            <w:shd w:val="clear" w:color="auto" w:fill="auto"/>
             <w:noWrap/>
             <w:vAlign w:val="bottom"/>
             <w:hideMark/>
@@ -1158,7 +1146,6 @@
               <w:bottom w:val="single" w:sz="4" w:space="0" w:color="auto"/>
               <w:right w:val="single" w:sz="4" w:space="0" w:color="auto"/>
             </w:tcBorders>
-            <w:shd w:val="clear" w:color="auto" w:fill="auto"/>
             <w:noWrap/>
             <w:vAlign w:val="bottom"/>
             <w:hideMark/>
@@ -1196,7 +1183,6 @@
               <w:bottom w:val="single" w:sz="4" w:space="0" w:color="auto"/>
               <w:right w:val="single" w:sz="4" w:space="0" w:color="auto"/>
             </w:tcBorders>
-            <w:shd w:val="clear" w:color="auto" w:fill="auto"/>
             <w:noWrap/>
             <w:vAlign w:val="bottom"/>
             <w:hideMark/>
@@ -1234,7 +1220,6 @@
               <w:bottom w:val="single" w:sz="4" w:space="0" w:color="auto"/>
               <w:right w:val="single" w:sz="4" w:space="0" w:color="auto"/>
             </w:tcBorders>
-            <w:shd w:val="clear" w:color="auto" w:fill="auto"/>
             <w:noWrap/>
             <w:vAlign w:val="bottom"/>
             <w:hideMark/>
@@ -1272,7 +1257,6 @@
               <w:bottom w:val="single" w:sz="4" w:space="0" w:color="auto"/>
               <w:right w:val="single" w:sz="4" w:space="0" w:color="auto"/>
             </w:tcBorders>
-            <w:shd w:val="clear" w:color="auto" w:fill="auto"/>
             <w:noWrap/>
             <w:vAlign w:val="bottom"/>
             <w:hideMark/>
@@ -1315,7 +1299,6 @@
               <w:bottom w:val="single" w:sz="4" w:space="0" w:color="auto"/>
               <w:right w:val="single" w:sz="4" w:space="0" w:color="auto"/>
             </w:tcBorders>
-            <w:shd w:val="clear" w:color="auto" w:fill="auto"/>
             <w:noWrap/>
             <w:vAlign w:val="bottom"/>
             <w:hideMark/>
@@ -1352,7 +1335,6 @@
               <w:bottom w:val="single" w:sz="4" w:space="0" w:color="auto"/>
               <w:right w:val="single" w:sz="4" w:space="0" w:color="auto"/>
             </w:tcBorders>
-            <w:shd w:val="clear" w:color="auto" w:fill="auto"/>
             <w:noWrap/>
             <w:vAlign w:val="bottom"/>
             <w:hideMark/>
@@ -1390,7 +1372,6 @@
               <w:bottom w:val="single" w:sz="4" w:space="0" w:color="auto"/>
               <w:right w:val="single" w:sz="4" w:space="0" w:color="auto"/>
             </w:tcBorders>
-            <w:shd w:val="clear" w:color="auto" w:fill="auto"/>
             <w:noWrap/>
             <w:vAlign w:val="bottom"/>
             <w:hideMark/>
@@ -1428,7 +1409,6 @@
               <w:bottom w:val="single" w:sz="4" w:space="0" w:color="auto"/>
               <w:right w:val="single" w:sz="4" w:space="0" w:color="auto"/>
             </w:tcBorders>
-            <w:shd w:val="clear" w:color="auto" w:fill="auto"/>
             <w:noWrap/>
             <w:vAlign w:val="bottom"/>
             <w:hideMark/>
@@ -1466,7 +1446,6 @@
               <w:bottom w:val="single" w:sz="4" w:space="0" w:color="auto"/>
               <w:right w:val="single" w:sz="4" w:space="0" w:color="auto"/>
             </w:tcBorders>
-            <w:shd w:val="clear" w:color="auto" w:fill="auto"/>
             <w:noWrap/>
             <w:vAlign w:val="bottom"/>
             <w:hideMark/>
@@ -1504,7 +1483,6 @@
               <w:bottom w:val="single" w:sz="4" w:space="0" w:color="auto"/>
               <w:right w:val="single" w:sz="4" w:space="0" w:color="auto"/>
             </w:tcBorders>
-            <w:shd w:val="clear" w:color="auto" w:fill="auto"/>
             <w:noWrap/>
             <w:vAlign w:val="bottom"/>
             <w:hideMark/>
@@ -1542,7 +1520,6 @@
               <w:bottom w:val="single" w:sz="4" w:space="0" w:color="auto"/>
               <w:right w:val="single" w:sz="4" w:space="0" w:color="auto"/>
             </w:tcBorders>
-            <w:shd w:val="clear" w:color="auto" w:fill="auto"/>
             <w:noWrap/>
             <w:vAlign w:val="bottom"/>
             <w:hideMark/>
@@ -1580,7 +1557,6 @@
               <w:bottom w:val="single" w:sz="4" w:space="0" w:color="auto"/>
               <w:right w:val="single" w:sz="4" w:space="0" w:color="auto"/>
             </w:tcBorders>
-            <w:shd w:val="clear" w:color="auto" w:fill="auto"/>
             <w:noWrap/>
             <w:vAlign w:val="bottom"/>
             <w:hideMark/>
@@ -1623,7 +1599,6 @@
               <w:bottom w:val="single" w:sz="4" w:space="0" w:color="auto"/>
               <w:right w:val="single" w:sz="4" w:space="0" w:color="auto"/>
             </w:tcBorders>
-            <w:shd w:val="clear" w:color="auto" w:fill="auto"/>
             <w:noWrap/>
             <w:vAlign w:val="bottom"/>
             <w:hideMark/>
@@ -1660,7 +1635,6 @@
               <w:bottom w:val="single" w:sz="4" w:space="0" w:color="auto"/>
               <w:right w:val="single" w:sz="4" w:space="0" w:color="auto"/>
             </w:tcBorders>
-            <w:shd w:val="clear" w:color="auto" w:fill="auto"/>
             <w:noWrap/>
             <w:vAlign w:val="bottom"/>
             <w:hideMark/>
@@ -1698,7 +1672,6 @@
               <w:bottom w:val="single" w:sz="4" w:space="0" w:color="auto"/>
               <w:right w:val="single" w:sz="4" w:space="0" w:color="auto"/>
             </w:tcBorders>
-            <w:shd w:val="clear" w:color="auto" w:fill="auto"/>
             <w:noWrap/>
             <w:vAlign w:val="bottom"/>
             <w:hideMark/>
@@ -1736,7 +1709,6 @@
               <w:bottom w:val="single" w:sz="4" w:space="0" w:color="auto"/>
               <w:right w:val="single" w:sz="4" w:space="0" w:color="auto"/>
             </w:tcBorders>
-            <w:shd w:val="clear" w:color="auto" w:fill="auto"/>
             <w:noWrap/>
             <w:vAlign w:val="bottom"/>
             <w:hideMark/>
@@ -1774,7 +1746,6 @@
               <w:bottom w:val="single" w:sz="4" w:space="0" w:color="auto"/>
               <w:right w:val="single" w:sz="4" w:space="0" w:color="auto"/>
             </w:tcBorders>
-            <w:shd w:val="clear" w:color="auto" w:fill="auto"/>
             <w:noWrap/>
             <w:vAlign w:val="bottom"/>
             <w:hideMark/>
@@ -1812,7 +1783,6 @@
               <w:bottom w:val="single" w:sz="4" w:space="0" w:color="auto"/>
               <w:right w:val="single" w:sz="4" w:space="0" w:color="auto"/>
             </w:tcBorders>
-            <w:shd w:val="clear" w:color="auto" w:fill="auto"/>
             <w:noWrap/>
             <w:vAlign w:val="bottom"/>
             <w:hideMark/>
@@ -1850,7 +1820,6 @@
               <w:bottom w:val="single" w:sz="4" w:space="0" w:color="auto"/>
               <w:right w:val="single" w:sz="4" w:space="0" w:color="auto"/>
             </w:tcBorders>
-            <w:shd w:val="clear" w:color="auto" w:fill="auto"/>
             <w:noWrap/>
             <w:vAlign w:val="bottom"/>
             <w:hideMark/>
@@ -1888,7 +1857,6 @@
               <w:bottom w:val="single" w:sz="4" w:space="0" w:color="auto"/>
               <w:right w:val="single" w:sz="4" w:space="0" w:color="auto"/>
             </w:tcBorders>
-            <w:shd w:val="clear" w:color="auto" w:fill="auto"/>
             <w:noWrap/>
             <w:vAlign w:val="bottom"/>
             <w:hideMark/>
@@ -1931,7 +1899,6 @@
               <w:bottom w:val="single" w:sz="4" w:space="0" w:color="auto"/>
               <w:right w:val="single" w:sz="4" w:space="0" w:color="auto"/>
             </w:tcBorders>
-            <w:shd w:val="clear" w:color="auto" w:fill="auto"/>
             <w:noWrap/>
             <w:vAlign w:val="bottom"/>
             <w:hideMark/>
@@ -1968,7 +1935,6 @@
               <w:bottom w:val="single" w:sz="4" w:space="0" w:color="auto"/>
               <w:right w:val="single" w:sz="4" w:space="0" w:color="auto"/>
             </w:tcBorders>
-            <w:shd w:val="clear" w:color="auto" w:fill="auto"/>
             <w:noWrap/>
             <w:vAlign w:val="bottom"/>
             <w:hideMark/>
@@ -2006,7 +1972,6 @@
               <w:bottom w:val="single" w:sz="4" w:space="0" w:color="auto"/>
               <w:right w:val="single" w:sz="4" w:space="0" w:color="auto"/>
             </w:tcBorders>
-            <w:shd w:val="clear" w:color="auto" w:fill="auto"/>
             <w:noWrap/>
             <w:vAlign w:val="bottom"/>
             <w:hideMark/>
@@ -2044,7 +2009,6 @@
               <w:bottom w:val="single" w:sz="4" w:space="0" w:color="auto"/>
               <w:right w:val="single" w:sz="4" w:space="0" w:color="auto"/>
             </w:tcBorders>
-            <w:shd w:val="clear" w:color="auto" w:fill="auto"/>
             <w:noWrap/>
             <w:vAlign w:val="bottom"/>
             <w:hideMark/>
@@ -2082,7 +2046,6 @@
               <w:bottom w:val="single" w:sz="4" w:space="0" w:color="auto"/>
               <w:right w:val="single" w:sz="4" w:space="0" w:color="auto"/>
             </w:tcBorders>
-            <w:shd w:val="clear" w:color="auto" w:fill="auto"/>
             <w:noWrap/>
             <w:vAlign w:val="bottom"/>
             <w:hideMark/>
@@ -2120,7 +2083,6 @@
               <w:bottom w:val="single" w:sz="4" w:space="0" w:color="auto"/>
               <w:right w:val="single" w:sz="4" w:space="0" w:color="auto"/>
             </w:tcBorders>
-            <w:shd w:val="clear" w:color="auto" w:fill="auto"/>
             <w:noWrap/>
             <w:vAlign w:val="bottom"/>
             <w:hideMark/>
@@ -2158,7 +2120,6 @@
               <w:bottom w:val="single" w:sz="4" w:space="0" w:color="auto"/>
               <w:right w:val="single" w:sz="4" w:space="0" w:color="auto"/>
             </w:tcBorders>
-            <w:shd w:val="clear" w:color="auto" w:fill="auto"/>
             <w:noWrap/>
             <w:vAlign w:val="bottom"/>
             <w:hideMark/>
@@ -2196,7 +2157,6 @@
               <w:bottom w:val="single" w:sz="4" w:space="0" w:color="auto"/>
               <w:right w:val="single" w:sz="4" w:space="0" w:color="auto"/>
             </w:tcBorders>
-            <w:shd w:val="clear" w:color="auto" w:fill="auto"/>
             <w:noWrap/>
             <w:vAlign w:val="bottom"/>
             <w:hideMark/>
@@ -2239,7 +2199,6 @@
               <w:bottom w:val="single" w:sz="4" w:space="0" w:color="auto"/>
               <w:right w:val="single" w:sz="4" w:space="0" w:color="auto"/>
             </w:tcBorders>
-            <w:shd w:val="clear" w:color="auto" w:fill="auto"/>
             <w:noWrap/>
             <w:vAlign w:val="bottom"/>
             <w:hideMark/>
@@ -2276,7 +2235,6 @@
               <w:bottom w:val="single" w:sz="4" w:space="0" w:color="auto"/>
               <w:right w:val="single" w:sz="4" w:space="0" w:color="auto"/>
             </w:tcBorders>
-            <w:shd w:val="clear" w:color="auto" w:fill="auto"/>
             <w:noWrap/>
             <w:vAlign w:val="bottom"/>
             <w:hideMark/>
@@ -2314,7 +2272,6 @@
               <w:bottom w:val="single" w:sz="4" w:space="0" w:color="auto"/>
               <w:right w:val="single" w:sz="4" w:space="0" w:color="auto"/>
             </w:tcBorders>
-            <w:shd w:val="clear" w:color="auto" w:fill="auto"/>
             <w:noWrap/>
             <w:vAlign w:val="bottom"/>
             <w:hideMark/>
@@ -2352,7 +2309,6 @@
               <w:bottom w:val="single" w:sz="4" w:space="0" w:color="auto"/>
               <w:right w:val="single" w:sz="4" w:space="0" w:color="auto"/>
             </w:tcBorders>
-            <w:shd w:val="clear" w:color="auto" w:fill="auto"/>
             <w:noWrap/>
             <w:vAlign w:val="bottom"/>
             <w:hideMark/>
@@ -2390,7 +2346,6 @@
               <w:bottom w:val="single" w:sz="4" w:space="0" w:color="auto"/>
               <w:right w:val="single" w:sz="4" w:space="0" w:color="auto"/>
             </w:tcBorders>
-            <w:shd w:val="clear" w:color="auto" w:fill="auto"/>
             <w:noWrap/>
             <w:vAlign w:val="bottom"/>
             <w:hideMark/>
@@ -2428,7 +2383,6 @@
               <w:bottom w:val="single" w:sz="4" w:space="0" w:color="auto"/>
               <w:right w:val="single" w:sz="4" w:space="0" w:color="auto"/>
             </w:tcBorders>
-            <w:shd w:val="clear" w:color="auto" w:fill="auto"/>
             <w:noWrap/>
             <w:vAlign w:val="bottom"/>
             <w:hideMark/>
@@ -2466,7 +2420,6 @@
               <w:bottom w:val="single" w:sz="4" w:space="0" w:color="auto"/>
               <w:right w:val="single" w:sz="4" w:space="0" w:color="auto"/>
             </w:tcBorders>
-            <w:shd w:val="clear" w:color="auto" w:fill="auto"/>
             <w:noWrap/>
             <w:vAlign w:val="bottom"/>
             <w:hideMark/>
@@ -2504,7 +2457,6 @@
               <w:bottom w:val="single" w:sz="4" w:space="0" w:color="auto"/>
               <w:right w:val="single" w:sz="4" w:space="0" w:color="auto"/>
             </w:tcBorders>
-            <w:shd w:val="clear" w:color="auto" w:fill="auto"/>
             <w:noWrap/>
             <w:vAlign w:val="bottom"/>
             <w:hideMark/>
@@ -2547,7 +2499,6 @@
               <w:bottom w:val="single" w:sz="4" w:space="0" w:color="auto"/>
               <w:right w:val="single" w:sz="4" w:space="0" w:color="auto"/>
             </w:tcBorders>
-            <w:shd w:val="clear" w:color="auto" w:fill="auto"/>
             <w:noWrap/>
             <w:vAlign w:val="bottom"/>
             <w:hideMark/>
@@ -2584,7 +2535,6 @@
               <w:bottom w:val="single" w:sz="4" w:space="0" w:color="auto"/>
               <w:right w:val="single" w:sz="4" w:space="0" w:color="auto"/>
             </w:tcBorders>
-            <w:shd w:val="clear" w:color="auto" w:fill="auto"/>
             <w:noWrap/>
             <w:vAlign w:val="bottom"/>
             <w:hideMark/>
@@ -2622,7 +2572,6 @@
               <w:bottom w:val="single" w:sz="4" w:space="0" w:color="auto"/>
               <w:right w:val="single" w:sz="4" w:space="0" w:color="auto"/>
             </w:tcBorders>
-            <w:shd w:val="clear" w:color="auto" w:fill="auto"/>
             <w:noWrap/>
             <w:vAlign w:val="bottom"/>
             <w:hideMark/>
@@ -2660,7 +2609,6 @@
               <w:bottom w:val="single" w:sz="4" w:space="0" w:color="auto"/>
               <w:right w:val="single" w:sz="4" w:space="0" w:color="auto"/>
             </w:tcBorders>
-            <w:shd w:val="clear" w:color="auto" w:fill="auto"/>
             <w:noWrap/>
             <w:vAlign w:val="bottom"/>
             <w:hideMark/>
@@ -2698,7 +2646,6 @@
               <w:bottom w:val="single" w:sz="4" w:space="0" w:color="auto"/>
               <w:right w:val="single" w:sz="4" w:space="0" w:color="auto"/>
             </w:tcBorders>
-            <w:shd w:val="clear" w:color="auto" w:fill="auto"/>
             <w:noWrap/>
             <w:vAlign w:val="bottom"/>
             <w:hideMark/>
@@ -2736,7 +2683,6 @@
               <w:bottom w:val="single" w:sz="4" w:space="0" w:color="auto"/>
               <w:right w:val="single" w:sz="4" w:space="0" w:color="auto"/>
             </w:tcBorders>
-            <w:shd w:val="clear" w:color="auto" w:fill="auto"/>
             <w:noWrap/>
             <w:vAlign w:val="bottom"/>
             <w:hideMark/>
@@ -2774,7 +2720,6 @@
               <w:bottom w:val="single" w:sz="4" w:space="0" w:color="auto"/>
               <w:right w:val="single" w:sz="4" w:space="0" w:color="auto"/>
             </w:tcBorders>
-            <w:shd w:val="clear" w:color="auto" w:fill="auto"/>
             <w:noWrap/>
             <w:vAlign w:val="bottom"/>
             <w:hideMark/>
@@ -2812,7 +2757,6 @@
               <w:bottom w:val="single" w:sz="4" w:space="0" w:color="auto"/>
               <w:right w:val="single" w:sz="4" w:space="0" w:color="auto"/>
             </w:tcBorders>
-            <w:shd w:val="clear" w:color="auto" w:fill="auto"/>
             <w:noWrap/>
             <w:vAlign w:val="bottom"/>
             <w:hideMark/>
@@ -2855,7 +2799,6 @@
               <w:bottom w:val="single" w:sz="4" w:space="0" w:color="auto"/>
               <w:right w:val="single" w:sz="4" w:space="0" w:color="auto"/>
             </w:tcBorders>
-            <w:shd w:val="clear" w:color="auto" w:fill="auto"/>
             <w:noWrap/>
             <w:vAlign w:val="bottom"/>
             <w:hideMark/>
@@ -2892,7 +2835,6 @@
               <w:bottom w:val="single" w:sz="4" w:space="0" w:color="auto"/>
               <w:right w:val="single" w:sz="4" w:space="0" w:color="auto"/>
             </w:tcBorders>
-            <w:shd w:val="clear" w:color="auto" w:fill="auto"/>
             <w:noWrap/>
             <w:vAlign w:val="bottom"/>
             <w:hideMark/>
@@ -2930,7 +2872,6 @@
               <w:bottom w:val="single" w:sz="4" w:space="0" w:color="auto"/>
               <w:right w:val="single" w:sz="4" w:space="0" w:color="auto"/>
             </w:tcBorders>
-            <w:shd w:val="clear" w:color="auto" w:fill="auto"/>
             <w:noWrap/>
             <w:vAlign w:val="bottom"/>
             <w:hideMark/>
@@ -2968,7 +2909,6 @@
               <w:bottom w:val="single" w:sz="4" w:space="0" w:color="auto"/>
               <w:right w:val="single" w:sz="4" w:space="0" w:color="auto"/>
             </w:tcBorders>
-            <w:shd w:val="clear" w:color="auto" w:fill="auto"/>
             <w:noWrap/>
             <w:vAlign w:val="bottom"/>
             <w:hideMark/>
@@ -3006,7 +2946,6 @@
               <w:bottom w:val="single" w:sz="4" w:space="0" w:color="auto"/>
               <w:right w:val="single" w:sz="4" w:space="0" w:color="auto"/>
             </w:tcBorders>
-            <w:shd w:val="clear" w:color="auto" w:fill="auto"/>
             <w:noWrap/>
             <w:vAlign w:val="bottom"/>
             <w:hideMark/>
@@ -3044,7 +2983,6 @@
               <w:bottom w:val="single" w:sz="4" w:space="0" w:color="auto"/>
               <w:right w:val="single" w:sz="4" w:space="0" w:color="auto"/>
             </w:tcBorders>
-            <w:shd w:val="clear" w:color="auto" w:fill="auto"/>
             <w:noWrap/>
             <w:vAlign w:val="bottom"/>
             <w:hideMark/>
@@ -3082,7 +3020,6 @@
               <w:bottom w:val="single" w:sz="4" w:space="0" w:color="auto"/>
               <w:right w:val="single" w:sz="4" w:space="0" w:color="auto"/>
             </w:tcBorders>
-            <w:shd w:val="clear" w:color="auto" w:fill="auto"/>
             <w:noWrap/>
             <w:vAlign w:val="bottom"/>
             <w:hideMark/>
@@ -3120,7 +3057,6 @@
               <w:bottom w:val="single" w:sz="4" w:space="0" w:color="auto"/>
               <w:right w:val="single" w:sz="4" w:space="0" w:color="auto"/>
             </w:tcBorders>
-            <w:shd w:val="clear" w:color="auto" w:fill="auto"/>
             <w:noWrap/>
             <w:vAlign w:val="bottom"/>
             <w:hideMark/>
@@ -3163,7 +3099,6 @@
               <w:bottom w:val="single" w:sz="4" w:space="0" w:color="auto"/>
               <w:right w:val="single" w:sz="4" w:space="0" w:color="auto"/>
             </w:tcBorders>
-            <w:shd w:val="clear" w:color="auto" w:fill="auto"/>
             <w:noWrap/>
             <w:vAlign w:val="bottom"/>
             <w:hideMark/>
@@ -3200,7 +3135,6 @@
               <w:bottom w:val="single" w:sz="4" w:space="0" w:color="auto"/>
               <w:right w:val="single" w:sz="4" w:space="0" w:color="auto"/>
             </w:tcBorders>
-            <w:shd w:val="clear" w:color="auto" w:fill="auto"/>
             <w:noWrap/>
             <w:vAlign w:val="bottom"/>
             <w:hideMark/>
@@ -3276,7 +3210,6 @@
               <w:bottom w:val="single" w:sz="4" w:space="0" w:color="auto"/>
               <w:right w:val="single" w:sz="4" w:space="0" w:color="auto"/>
             </w:tcBorders>
-            <w:shd w:val="clear" w:color="auto" w:fill="auto"/>
             <w:noWrap/>
             <w:vAlign w:val="bottom"/>
             <w:hideMark/>
@@ -3314,7 +3247,6 @@
               <w:bottom w:val="single" w:sz="4" w:space="0" w:color="auto"/>
               <w:right w:val="single" w:sz="4" w:space="0" w:color="auto"/>
             </w:tcBorders>
-            <w:shd w:val="clear" w:color="auto" w:fill="auto"/>
             <w:noWrap/>
             <w:vAlign w:val="bottom"/>
             <w:hideMark/>
@@ -3352,7 +3284,6 @@
               <w:bottom w:val="single" w:sz="4" w:space="0" w:color="auto"/>
               <w:right w:val="single" w:sz="4" w:space="0" w:color="auto"/>
             </w:tcBorders>
-            <w:shd w:val="clear" w:color="auto" w:fill="auto"/>
             <w:noWrap/>
             <w:vAlign w:val="bottom"/>
             <w:hideMark/>
@@ -3390,7 +3321,6 @@
               <w:bottom w:val="single" w:sz="4" w:space="0" w:color="auto"/>
               <w:right w:val="single" w:sz="4" w:space="0" w:color="auto"/>
             </w:tcBorders>
-            <w:shd w:val="clear" w:color="auto" w:fill="auto"/>
             <w:noWrap/>
             <w:vAlign w:val="bottom"/>
             <w:hideMark/>
@@ -3428,7 +3358,6 @@
               <w:bottom w:val="single" w:sz="4" w:space="0" w:color="auto"/>
               <w:right w:val="single" w:sz="4" w:space="0" w:color="auto"/>
             </w:tcBorders>
-            <w:shd w:val="clear" w:color="auto" w:fill="auto"/>
             <w:noWrap/>
             <w:vAlign w:val="bottom"/>
             <w:hideMark/>
@@ -3471,7 +3400,6 @@
               <w:bottom w:val="single" w:sz="4" w:space="0" w:color="auto"/>
               <w:right w:val="single" w:sz="4" w:space="0" w:color="auto"/>
             </w:tcBorders>
-            <w:shd w:val="clear" w:color="auto" w:fill="auto"/>
             <w:noWrap/>
             <w:vAlign w:val="bottom"/>
             <w:hideMark/>
@@ -3508,7 +3436,6 @@
               <w:bottom w:val="single" w:sz="4" w:space="0" w:color="auto"/>
               <w:right w:val="single" w:sz="4" w:space="0" w:color="auto"/>
             </w:tcBorders>
-            <w:shd w:val="clear" w:color="auto" w:fill="auto"/>
             <w:noWrap/>
             <w:vAlign w:val="bottom"/>
             <w:hideMark/>
@@ -3546,7 +3473,6 @@
               <w:bottom w:val="single" w:sz="4" w:space="0" w:color="auto"/>
               <w:right w:val="single" w:sz="4" w:space="0" w:color="auto"/>
             </w:tcBorders>
-            <w:shd w:val="clear" w:color="auto" w:fill="auto"/>
             <w:noWrap/>
             <w:vAlign w:val="bottom"/>
             <w:hideMark/>
@@ -3671,7 +3597,6 @@
               <w:bottom w:val="single" w:sz="4" w:space="0" w:color="auto"/>
               <w:right w:val="single" w:sz="4" w:space="0" w:color="auto"/>
             </w:tcBorders>
-            <w:shd w:val="clear" w:color="auto" w:fill="auto"/>
             <w:noWrap/>
             <w:vAlign w:val="bottom"/>
             <w:hideMark/>
@@ -3709,7 +3634,6 @@
               <w:bottom w:val="single" w:sz="4" w:space="0" w:color="auto"/>
               <w:right w:val="single" w:sz="4" w:space="0" w:color="auto"/>
             </w:tcBorders>
-            <w:shd w:val="clear" w:color="auto" w:fill="auto"/>
             <w:noWrap/>
             <w:vAlign w:val="bottom"/>
             <w:hideMark/>
@@ -3747,7 +3671,6 @@
               <w:bottom w:val="single" w:sz="4" w:space="0" w:color="auto"/>
               <w:right w:val="single" w:sz="4" w:space="0" w:color="auto"/>
             </w:tcBorders>
-            <w:shd w:val="clear" w:color="auto" w:fill="auto"/>
             <w:noWrap/>
             <w:vAlign w:val="bottom"/>
             <w:hideMark/>
@@ -3785,7 +3708,6 @@
               <w:bottom w:val="single" w:sz="4" w:space="0" w:color="auto"/>
               <w:right w:val="single" w:sz="4" w:space="0" w:color="auto"/>
             </w:tcBorders>
-            <w:shd w:val="clear" w:color="auto" w:fill="auto"/>
             <w:noWrap/>
             <w:vAlign w:val="bottom"/>
             <w:hideMark/>
@@ -3823,7 +3745,6 @@
               <w:bottom w:val="single" w:sz="4" w:space="0" w:color="auto"/>
               <w:right w:val="single" w:sz="4" w:space="0" w:color="auto"/>
             </w:tcBorders>
-            <w:shd w:val="clear" w:color="auto" w:fill="auto"/>
             <w:noWrap/>
             <w:vAlign w:val="bottom"/>
             <w:hideMark/>
@@ -3866,7 +3787,6 @@
               <w:bottom w:val="single" w:sz="4" w:space="0" w:color="auto"/>
               <w:right w:val="single" w:sz="4" w:space="0" w:color="auto"/>
             </w:tcBorders>
-            <w:shd w:val="clear" w:color="auto" w:fill="auto"/>
             <w:noWrap/>
             <w:vAlign w:val="bottom"/>
             <w:hideMark/>
@@ -3903,7 +3823,6 @@
               <w:bottom w:val="single" w:sz="4" w:space="0" w:color="auto"/>
               <w:right w:val="single" w:sz="4" w:space="0" w:color="auto"/>
             </w:tcBorders>
-            <w:shd w:val="clear" w:color="auto" w:fill="auto"/>
             <w:noWrap/>
             <w:vAlign w:val="bottom"/>
             <w:hideMark/>
@@ -3941,7 +3860,6 @@
               <w:bottom w:val="single" w:sz="4" w:space="0" w:color="auto"/>
               <w:right w:val="single" w:sz="4" w:space="0" w:color="auto"/>
             </w:tcBorders>
-            <w:shd w:val="clear" w:color="auto" w:fill="auto"/>
             <w:noWrap/>
             <w:vAlign w:val="bottom"/>
             <w:hideMark/>
@@ -3979,7 +3897,6 @@
               <w:bottom w:val="single" w:sz="4" w:space="0" w:color="auto"/>
               <w:right w:val="single" w:sz="4" w:space="0" w:color="auto"/>
             </w:tcBorders>
-            <w:shd w:val="clear" w:color="auto" w:fill="auto"/>
             <w:noWrap/>
             <w:vAlign w:val="bottom"/>
             <w:hideMark/>
@@ -4017,7 +3934,6 @@
               <w:bottom w:val="single" w:sz="4" w:space="0" w:color="auto"/>
               <w:right w:val="single" w:sz="4" w:space="0" w:color="auto"/>
             </w:tcBorders>
-            <w:shd w:val="clear" w:color="auto" w:fill="auto"/>
             <w:noWrap/>
             <w:vAlign w:val="bottom"/>
             <w:hideMark/>
@@ -4055,7 +3971,6 @@
               <w:bottom w:val="single" w:sz="4" w:space="0" w:color="auto"/>
               <w:right w:val="single" w:sz="4" w:space="0" w:color="auto"/>
             </w:tcBorders>
-            <w:shd w:val="clear" w:color="auto" w:fill="auto"/>
             <w:noWrap/>
             <w:vAlign w:val="bottom"/>
             <w:hideMark/>
@@ -4093,7 +4008,6 @@
               <w:bottom w:val="single" w:sz="4" w:space="0" w:color="auto"/>
               <w:right w:val="single" w:sz="4" w:space="0" w:color="auto"/>
             </w:tcBorders>
-            <w:shd w:val="clear" w:color="auto" w:fill="auto"/>
             <w:noWrap/>
             <w:vAlign w:val="bottom"/>
             <w:hideMark/>
@@ -4131,7 +4045,6 @@
               <w:bottom w:val="single" w:sz="4" w:space="0" w:color="auto"/>
               <w:right w:val="single" w:sz="4" w:space="0" w:color="auto"/>
             </w:tcBorders>
-            <w:shd w:val="clear" w:color="auto" w:fill="auto"/>
             <w:noWrap/>
             <w:vAlign w:val="bottom"/>
             <w:hideMark/>
@@ -4174,7 +4087,6 @@
               <w:bottom w:val="single" w:sz="4" w:space="0" w:color="auto"/>
               <w:right w:val="single" w:sz="4" w:space="0" w:color="auto"/>
             </w:tcBorders>
-            <w:shd w:val="clear" w:color="auto" w:fill="auto"/>
             <w:noWrap/>
             <w:vAlign w:val="bottom"/>
             <w:hideMark/>
@@ -4211,7 +4123,6 @@
               <w:bottom w:val="single" w:sz="4" w:space="0" w:color="auto"/>
               <w:right w:val="single" w:sz="4" w:space="0" w:color="auto"/>
             </w:tcBorders>
-            <w:shd w:val="clear" w:color="auto" w:fill="auto"/>
             <w:noWrap/>
             <w:vAlign w:val="bottom"/>
             <w:hideMark/>
@@ -4249,7 +4160,6 @@
               <w:bottom w:val="single" w:sz="4" w:space="0" w:color="auto"/>
               <w:right w:val="single" w:sz="4" w:space="0" w:color="auto"/>
             </w:tcBorders>
-            <w:shd w:val="clear" w:color="auto" w:fill="auto"/>
             <w:noWrap/>
             <w:vAlign w:val="bottom"/>
             <w:hideMark/>
@@ -4287,7 +4197,6 @@
               <w:bottom w:val="single" w:sz="4" w:space="0" w:color="auto"/>
               <w:right w:val="single" w:sz="4" w:space="0" w:color="auto"/>
             </w:tcBorders>
-            <w:shd w:val="clear" w:color="auto" w:fill="auto"/>
             <w:noWrap/>
             <w:vAlign w:val="bottom"/>
             <w:hideMark/>
@@ -4325,7 +4234,6 @@
               <w:bottom w:val="single" w:sz="4" w:space="0" w:color="auto"/>
               <w:right w:val="single" w:sz="4" w:space="0" w:color="auto"/>
             </w:tcBorders>
-            <w:shd w:val="clear" w:color="auto" w:fill="auto"/>
             <w:noWrap/>
             <w:vAlign w:val="bottom"/>
             <w:hideMark/>
@@ -4363,7 +4271,6 @@
               <w:bottom w:val="single" w:sz="4" w:space="0" w:color="auto"/>
               <w:right w:val="single" w:sz="4" w:space="0" w:color="auto"/>
             </w:tcBorders>
-            <w:shd w:val="clear" w:color="auto" w:fill="auto"/>
             <w:noWrap/>
             <w:vAlign w:val="bottom"/>
             <w:hideMark/>
@@ -4401,7 +4308,6 @@
               <w:bottom w:val="single" w:sz="4" w:space="0" w:color="auto"/>
               <w:right w:val="single" w:sz="4" w:space="0" w:color="auto"/>
             </w:tcBorders>
-            <w:shd w:val="clear" w:color="auto" w:fill="auto"/>
             <w:noWrap/>
             <w:vAlign w:val="bottom"/>
             <w:hideMark/>
@@ -4439,7 +4345,6 @@
               <w:bottom w:val="single" w:sz="4" w:space="0" w:color="auto"/>
               <w:right w:val="single" w:sz="4" w:space="0" w:color="auto"/>
             </w:tcBorders>
-            <w:shd w:val="clear" w:color="auto" w:fill="auto"/>
             <w:noWrap/>
             <w:vAlign w:val="bottom"/>
             <w:hideMark/>
@@ -4482,7 +4387,6 @@
               <w:bottom w:val="single" w:sz="4" w:space="0" w:color="auto"/>
               <w:right w:val="single" w:sz="4" w:space="0" w:color="auto"/>
             </w:tcBorders>
-            <w:shd w:val="clear" w:color="auto" w:fill="auto"/>
             <w:noWrap/>
             <w:vAlign w:val="bottom"/>
             <w:hideMark/>
@@ -4519,7 +4423,6 @@
               <w:bottom w:val="single" w:sz="4" w:space="0" w:color="auto"/>
               <w:right w:val="single" w:sz="4" w:space="0" w:color="auto"/>
             </w:tcBorders>
-            <w:shd w:val="clear" w:color="auto" w:fill="auto"/>
             <w:noWrap/>
             <w:vAlign w:val="bottom"/>
             <w:hideMark/>
@@ -4557,7 +4460,6 @@
               <w:bottom w:val="single" w:sz="4" w:space="0" w:color="auto"/>
               <w:right w:val="single" w:sz="4" w:space="0" w:color="auto"/>
             </w:tcBorders>
-            <w:shd w:val="clear" w:color="auto" w:fill="auto"/>
             <w:noWrap/>
             <w:vAlign w:val="bottom"/>
             <w:hideMark/>
@@ -4595,7 +4497,6 @@
               <w:bottom w:val="single" w:sz="4" w:space="0" w:color="auto"/>
               <w:right w:val="single" w:sz="4" w:space="0" w:color="auto"/>
             </w:tcBorders>
-            <w:shd w:val="clear" w:color="auto" w:fill="auto"/>
             <w:noWrap/>
             <w:vAlign w:val="bottom"/>
             <w:hideMark/>
@@ -4633,7 +4534,6 @@
               <w:bottom w:val="single" w:sz="4" w:space="0" w:color="auto"/>
               <w:right w:val="single" w:sz="4" w:space="0" w:color="auto"/>
             </w:tcBorders>
-            <w:shd w:val="clear" w:color="auto" w:fill="auto"/>
             <w:noWrap/>
             <w:vAlign w:val="bottom"/>
             <w:hideMark/>
@@ -4671,7 +4571,6 @@
               <w:bottom w:val="single" w:sz="4" w:space="0" w:color="auto"/>
               <w:right w:val="single" w:sz="4" w:space="0" w:color="auto"/>
             </w:tcBorders>
-            <w:shd w:val="clear" w:color="auto" w:fill="auto"/>
             <w:noWrap/>
             <w:vAlign w:val="bottom"/>
             <w:hideMark/>
@@ -4709,7 +4608,6 @@
               <w:bottom w:val="single" w:sz="4" w:space="0" w:color="auto"/>
               <w:right w:val="single" w:sz="4" w:space="0" w:color="auto"/>
             </w:tcBorders>
-            <w:shd w:val="clear" w:color="auto" w:fill="auto"/>
             <w:noWrap/>
             <w:vAlign w:val="bottom"/>
             <w:hideMark/>
@@ -4747,7 +4645,6 @@
               <w:bottom w:val="single" w:sz="4" w:space="0" w:color="auto"/>
               <w:right w:val="single" w:sz="4" w:space="0" w:color="auto"/>
             </w:tcBorders>
-            <w:shd w:val="clear" w:color="auto" w:fill="auto"/>
             <w:noWrap/>
             <w:vAlign w:val="bottom"/>
             <w:hideMark/>
@@ -4790,7 +4687,6 @@
               <w:bottom w:val="single" w:sz="4" w:space="0" w:color="auto"/>
               <w:right w:val="single" w:sz="4" w:space="0" w:color="auto"/>
             </w:tcBorders>
-            <w:shd w:val="clear" w:color="auto" w:fill="auto"/>
             <w:noWrap/>
             <w:vAlign w:val="bottom"/>
             <w:hideMark/>
@@ -4827,7 +4723,6 @@
               <w:bottom w:val="single" w:sz="4" w:space="0" w:color="auto"/>
               <w:right w:val="single" w:sz="4" w:space="0" w:color="auto"/>
             </w:tcBorders>
-            <w:shd w:val="clear" w:color="auto" w:fill="auto"/>
             <w:noWrap/>
             <w:vAlign w:val="bottom"/>
             <w:hideMark/>
@@ -4865,7 +4760,6 @@
               <w:bottom w:val="single" w:sz="4" w:space="0" w:color="auto"/>
               <w:right w:val="single" w:sz="4" w:space="0" w:color="auto"/>
             </w:tcBorders>
-            <w:shd w:val="clear" w:color="auto" w:fill="auto"/>
             <w:noWrap/>
             <w:vAlign w:val="bottom"/>
             <w:hideMark/>
@@ -4903,7 +4797,6 @@
               <w:bottom w:val="single" w:sz="4" w:space="0" w:color="auto"/>
               <w:right w:val="single" w:sz="4" w:space="0" w:color="auto"/>
             </w:tcBorders>
-            <w:shd w:val="clear" w:color="auto" w:fill="auto"/>
             <w:noWrap/>
             <w:vAlign w:val="bottom"/>
             <w:hideMark/>
@@ -4941,7 +4834,6 @@
               <w:bottom w:val="single" w:sz="4" w:space="0" w:color="auto"/>
               <w:right w:val="single" w:sz="4" w:space="0" w:color="auto"/>
             </w:tcBorders>
-            <w:shd w:val="clear" w:color="auto" w:fill="auto"/>
             <w:noWrap/>
             <w:vAlign w:val="bottom"/>
             <w:hideMark/>
@@ -4979,7 +4871,6 @@
               <w:bottom w:val="single" w:sz="4" w:space="0" w:color="auto"/>
               <w:right w:val="single" w:sz="4" w:space="0" w:color="auto"/>
             </w:tcBorders>
-            <w:shd w:val="clear" w:color="auto" w:fill="auto"/>
             <w:noWrap/>
             <w:vAlign w:val="bottom"/>
             <w:hideMark/>
@@ -5017,7 +4908,6 @@
               <w:bottom w:val="single" w:sz="4" w:space="0" w:color="auto"/>
               <w:right w:val="single" w:sz="4" w:space="0" w:color="auto"/>
             </w:tcBorders>
-            <w:shd w:val="clear" w:color="auto" w:fill="auto"/>
             <w:noWrap/>
             <w:vAlign w:val="bottom"/>
             <w:hideMark/>
@@ -5055,7 +4945,6 @@
               <w:bottom w:val="single" w:sz="4" w:space="0" w:color="auto"/>
               <w:right w:val="single" w:sz="4" w:space="0" w:color="auto"/>
             </w:tcBorders>
-            <w:shd w:val="clear" w:color="auto" w:fill="auto"/>
             <w:noWrap/>
             <w:vAlign w:val="bottom"/>
             <w:hideMark/>
@@ -5098,7 +4987,6 @@
               <w:bottom w:val="single" w:sz="4" w:space="0" w:color="auto"/>
               <w:right w:val="single" w:sz="4" w:space="0" w:color="auto"/>
             </w:tcBorders>
-            <w:shd w:val="clear" w:color="auto" w:fill="auto"/>
             <w:noWrap/>
             <w:vAlign w:val="bottom"/>
             <w:hideMark/>
@@ -5135,7 +5023,6 @@
               <w:bottom w:val="single" w:sz="4" w:space="0" w:color="auto"/>
               <w:right w:val="single" w:sz="4" w:space="0" w:color="auto"/>
             </w:tcBorders>
-            <w:shd w:val="clear" w:color="auto" w:fill="auto"/>
             <w:noWrap/>
             <w:vAlign w:val="bottom"/>
             <w:hideMark/>
@@ -5173,7 +5060,6 @@
               <w:bottom w:val="single" w:sz="4" w:space="0" w:color="auto"/>
               <w:right w:val="single" w:sz="4" w:space="0" w:color="auto"/>
             </w:tcBorders>
-            <w:shd w:val="clear" w:color="auto" w:fill="auto"/>
             <w:noWrap/>
             <w:vAlign w:val="bottom"/>
             <w:hideMark/>
@@ -5211,7 +5097,6 @@
               <w:bottom w:val="single" w:sz="4" w:space="0" w:color="auto"/>
               <w:right w:val="single" w:sz="4" w:space="0" w:color="auto"/>
             </w:tcBorders>
-            <w:shd w:val="clear" w:color="auto" w:fill="auto"/>
             <w:noWrap/>
             <w:vAlign w:val="bottom"/>
             <w:hideMark/>
@@ -5249,7 +5134,6 @@
               <w:bottom w:val="single" w:sz="4" w:space="0" w:color="auto"/>
               <w:right w:val="single" w:sz="4" w:space="0" w:color="auto"/>
             </w:tcBorders>
-            <w:shd w:val="clear" w:color="auto" w:fill="auto"/>
             <w:noWrap/>
             <w:vAlign w:val="bottom"/>
             <w:hideMark/>
@@ -5287,7 +5171,6 @@
               <w:bottom w:val="single" w:sz="4" w:space="0" w:color="auto"/>
               <w:right w:val="single" w:sz="4" w:space="0" w:color="auto"/>
             </w:tcBorders>
-            <w:shd w:val="clear" w:color="auto" w:fill="auto"/>
             <w:noWrap/>
             <w:vAlign w:val="bottom"/>
             <w:hideMark/>
@@ -5325,7 +5208,6 @@
               <w:bottom w:val="single" w:sz="4" w:space="0" w:color="auto"/>
               <w:right w:val="single" w:sz="4" w:space="0" w:color="auto"/>
             </w:tcBorders>
-            <w:shd w:val="clear" w:color="auto" w:fill="auto"/>
             <w:noWrap/>
             <w:vAlign w:val="bottom"/>
             <w:hideMark/>
@@ -5363,7 +5245,6 @@
               <w:bottom w:val="single" w:sz="4" w:space="0" w:color="auto"/>
               <w:right w:val="single" w:sz="4" w:space="0" w:color="auto"/>
             </w:tcBorders>
-            <w:shd w:val="clear" w:color="auto" w:fill="auto"/>
             <w:noWrap/>
             <w:vAlign w:val="bottom"/>
             <w:hideMark/>
@@ -5684,7 +5565,6 @@
               <w:bottom w:val="nil"/>
               <w:right w:val="nil"/>
             </w:tcBorders>
-            <w:shd w:val="clear" w:color="auto" w:fill="auto"/>
             <w:noWrap/>
             <w:vAlign w:val="bottom"/>
             <w:hideMark/>
@@ -5745,7 +5625,6 @@
               <w:bottom w:val="single" w:sz="4" w:space="0" w:color="auto"/>
               <w:right w:val="single" w:sz="4" w:space="0" w:color="auto"/>
             </w:tcBorders>
-            <w:shd w:val="clear" w:color="auto" w:fill="auto"/>
             <w:noWrap/>
             <w:vAlign w:val="center"/>
             <w:hideMark/>
@@ -5787,7 +5666,6 @@
               <w:bottom w:val="single" w:sz="4" w:space="0" w:color="auto"/>
               <w:right w:val="single" w:sz="4" w:space="0" w:color="auto"/>
             </w:tcBorders>
-            <w:shd w:val="clear" w:color="auto" w:fill="auto"/>
             <w:noWrap/>
             <w:vAlign w:val="center"/>
             <w:hideMark/>
@@ -5825,7 +5703,6 @@
               <w:bottom w:val="nil"/>
               <w:right w:val="nil"/>
             </w:tcBorders>
-            <w:shd w:val="clear" w:color="auto" w:fill="auto"/>
             <w:noWrap/>
             <w:vAlign w:val="bottom"/>
             <w:hideMark/>
@@ -5858,7 +5735,6 @@
               <w:bottom w:val="single" w:sz="4" w:space="0" w:color="auto"/>
               <w:right w:val="single" w:sz="4" w:space="0" w:color="auto"/>
             </w:tcBorders>
-            <w:shd w:val="clear" w:color="auto" w:fill="auto"/>
             <w:noWrap/>
             <w:vAlign w:val="center"/>
             <w:hideMark/>
@@ -5900,7 +5776,6 @@
               <w:bottom w:val="single" w:sz="4" w:space="0" w:color="auto"/>
               <w:right w:val="single" w:sz="4" w:space="0" w:color="auto"/>
             </w:tcBorders>
-            <w:shd w:val="clear" w:color="auto" w:fill="auto"/>
             <w:noWrap/>
             <w:vAlign w:val="center"/>
             <w:hideMark/>
@@ -5925,7 +5800,27 @@
                 <w:szCs w:val="20"/>
                 <w:lang w:eastAsia="es-CO"/>
               </w:rPr>
-              <w:t>1,50%</w:t>
+              <w:t>1,50</w:t>
+            </w:r>
+            <w:r>
+              <w:rPr>
+                <w:rFonts w:ascii="Arial" w:eastAsia="Times New Roman" w:hAnsi="Arial" w:cs="Arial"/>
+                <w:color w:val="000000"/>
+                <w:sz w:val="20"/>
+                <w:szCs w:val="20"/>
+                <w:lang w:eastAsia="es-CO"/>
+              </w:rPr>
+              <w:t xml:space="preserve"> </w:t>
+            </w:r>
+            <w:r>
+              <w:rPr>
+                <w:rFonts w:ascii="Arial" w:eastAsia="Times New Roman" w:hAnsi="Arial" w:cs="Arial"/>
+                <w:color w:val="000000"/>
+                <w:sz w:val="20"/>
+                <w:szCs w:val="20"/>
+                <w:lang w:eastAsia="es-CO"/>
+              </w:rPr>
+              <w:t>%</w:t>
             </w:r>
           </w:p>
         </w:tc>
@@ -5938,7 +5833,6 @@
               <w:bottom w:val="nil"/>
               <w:right w:val="nil"/>
             </w:tcBorders>
-            <w:shd w:val="clear" w:color="auto" w:fill="auto"/>
             <w:noWrap/>
             <w:vAlign w:val="bottom"/>
             <w:hideMark/>
@@ -5971,7 +5865,6 @@
               <w:bottom w:val="single" w:sz="4" w:space="0" w:color="auto"/>
               <w:right w:val="single" w:sz="4" w:space="0" w:color="auto"/>
             </w:tcBorders>
-            <w:shd w:val="clear" w:color="auto" w:fill="auto"/>
             <w:noWrap/>
             <w:vAlign w:val="center"/>
             <w:hideMark/>
@@ -6013,7 +5906,6 @@
               <w:bottom w:val="single" w:sz="4" w:space="0" w:color="auto"/>
               <w:right w:val="single" w:sz="4" w:space="0" w:color="auto"/>
             </w:tcBorders>
-            <w:shd w:val="clear" w:color="auto" w:fill="auto"/>
             <w:noWrap/>
             <w:vAlign w:val="center"/>
             <w:hideMark/>
@@ -6038,7 +5930,27 @@
                 <w:szCs w:val="20"/>
                 <w:lang w:eastAsia="es-CO"/>
               </w:rPr>
-              <w:t>4%</w:t>
+              <w:t>4</w:t>
+            </w:r>
+            <w:r>
+              <w:rPr>
+                <w:rFonts w:ascii="Arial" w:eastAsia="Times New Roman" w:hAnsi="Arial" w:cs="Arial"/>
+                <w:color w:val="000000"/>
+                <w:sz w:val="20"/>
+                <w:szCs w:val="20"/>
+                <w:lang w:eastAsia="es-CO"/>
+              </w:rPr>
+              <w:t xml:space="preserve"> </w:t>
+            </w:r>
+            <w:r>
+              <w:rPr>
+                <w:rFonts w:ascii="Arial" w:eastAsia="Times New Roman" w:hAnsi="Arial" w:cs="Arial"/>
+                <w:color w:val="000000"/>
+                <w:sz w:val="20"/>
+                <w:szCs w:val="20"/>
+                <w:lang w:eastAsia="es-CO"/>
+              </w:rPr>
+              <w:t>%</w:t>
             </w:r>
           </w:p>
         </w:tc>
@@ -6051,7 +5963,6 @@
               <w:bottom w:val="nil"/>
               <w:right w:val="nil"/>
             </w:tcBorders>
-            <w:shd w:val="clear" w:color="auto" w:fill="auto"/>
             <w:noWrap/>
             <w:vAlign w:val="bottom"/>
             <w:hideMark/>
@@ -6102,7 +6013,6 @@
               <w:bottom w:val="single" w:sz="4" w:space="0" w:color="auto"/>
               <w:right w:val="single" w:sz="4" w:space="0" w:color="auto"/>
             </w:tcBorders>
-            <w:shd w:val="clear" w:color="auto" w:fill="auto"/>
             <w:noWrap/>
             <w:vAlign w:val="center"/>
             <w:hideMark/>
@@ -6144,7 +6054,6 @@
               <w:bottom w:val="single" w:sz="4" w:space="0" w:color="auto"/>
               <w:right w:val="single" w:sz="4" w:space="0" w:color="auto"/>
             </w:tcBorders>
-            <w:shd w:val="clear" w:color="auto" w:fill="auto"/>
             <w:noWrap/>
             <w:vAlign w:val="center"/>
             <w:hideMark/>
@@ -6182,7 +6091,6 @@
               <w:bottom w:val="nil"/>
               <w:right w:val="nil"/>
             </w:tcBorders>
-            <w:shd w:val="clear" w:color="auto" w:fill="auto"/>
             <w:noWrap/>
             <w:vAlign w:val="bottom"/>
             <w:hideMark/>
@@ -6214,7 +6122,6 @@
               <w:bottom w:val="single" w:sz="4" w:space="0" w:color="auto"/>
               <w:right w:val="single" w:sz="4" w:space="0" w:color="auto"/>
             </w:tcBorders>
-            <w:shd w:val="clear" w:color="auto" w:fill="auto"/>
             <w:noWrap/>
             <w:vAlign w:val="center"/>
             <w:hideMark/>
@@ -6256,7 +6163,6 @@
               <w:bottom w:val="single" w:sz="4" w:space="0" w:color="auto"/>
               <w:right w:val="single" w:sz="4" w:space="0" w:color="auto"/>
             </w:tcBorders>
-            <w:shd w:val="clear" w:color="auto" w:fill="auto"/>
             <w:noWrap/>
             <w:vAlign w:val="center"/>
             <w:hideMark/>
@@ -6294,7 +6200,6 @@
               <w:bottom w:val="nil"/>
               <w:right w:val="nil"/>
             </w:tcBorders>
-            <w:shd w:val="clear" w:color="auto" w:fill="auto"/>
             <w:noWrap/>
             <w:vAlign w:val="bottom"/>
             <w:hideMark/>
@@ -6327,7 +6232,6 @@
               <w:bottom w:val="single" w:sz="4" w:space="0" w:color="auto"/>
               <w:right w:val="single" w:sz="4" w:space="0" w:color="auto"/>
             </w:tcBorders>
-            <w:shd w:val="clear" w:color="auto" w:fill="auto"/>
             <w:noWrap/>
             <w:vAlign w:val="center"/>
             <w:hideMark/>
@@ -6369,7 +6273,6 @@
               <w:bottom w:val="single" w:sz="4" w:space="0" w:color="auto"/>
               <w:right w:val="single" w:sz="4" w:space="0" w:color="auto"/>
             </w:tcBorders>
-            <w:shd w:val="clear" w:color="auto" w:fill="auto"/>
             <w:noWrap/>
             <w:vAlign w:val="center"/>
             <w:hideMark/>
@@ -6407,7 +6310,6 @@
               <w:bottom w:val="nil"/>
               <w:right w:val="nil"/>
             </w:tcBorders>
-            <w:shd w:val="clear" w:color="auto" w:fill="auto"/>
             <w:noWrap/>
             <w:vAlign w:val="bottom"/>
             <w:hideMark/>
@@ -6458,7 +6360,6 @@
               <w:bottom w:val="single" w:sz="4" w:space="0" w:color="auto"/>
               <w:right w:val="single" w:sz="4" w:space="0" w:color="auto"/>
             </w:tcBorders>
-            <w:shd w:val="clear" w:color="auto" w:fill="auto"/>
             <w:noWrap/>
             <w:vAlign w:val="center"/>
             <w:hideMark/>
@@ -6500,7 +6401,6 @@
               <w:bottom w:val="single" w:sz="4" w:space="0" w:color="auto"/>
               <w:right w:val="single" w:sz="4" w:space="0" w:color="auto"/>
             </w:tcBorders>
-            <w:shd w:val="clear" w:color="auto" w:fill="auto"/>
             <w:noWrap/>
             <w:vAlign w:val="center"/>
             <w:hideMark/>
@@ -6538,7 +6438,6 @@
               <w:bottom w:val="nil"/>
               <w:right w:val="nil"/>
             </w:tcBorders>
-            <w:shd w:val="clear" w:color="auto" w:fill="auto"/>
             <w:noWrap/>
             <w:vAlign w:val="bottom"/>
             <w:hideMark/>
@@ -6589,7 +6488,6 @@
               <w:bottom w:val="single" w:sz="4" w:space="0" w:color="auto"/>
               <w:right w:val="single" w:sz="4" w:space="0" w:color="auto"/>
             </w:tcBorders>
-            <w:shd w:val="clear" w:color="auto" w:fill="auto"/>
             <w:noWrap/>
             <w:vAlign w:val="center"/>
             <w:hideMark/>
@@ -6608,7 +6506,6 @@
                 <w:lang w:eastAsia="es-CO"/>
               </w:rPr>
             </w:pPr>
-            <w:proofErr w:type="spellStart"/>
             <w:r>
               <w:rPr>
                 <w:rFonts w:ascii="Arial" w:eastAsia="Times New Roman" w:hAnsi="Arial" w:cs="Arial"/>
@@ -6621,7 +6518,6 @@
               </w:rPr>
               <w:t>npo</w:t>
             </w:r>
-            <w:proofErr w:type="spellEnd"/>
           </w:p>
         </w:tc>
         <w:tc>
@@ -6633,7 +6529,6 @@
               <w:bottom w:val="single" w:sz="4" w:space="0" w:color="auto"/>
               <w:right w:val="single" w:sz="4" w:space="0" w:color="auto"/>
             </w:tcBorders>
-            <w:shd w:val="clear" w:color="auto" w:fill="auto"/>
             <w:noWrap/>
             <w:vAlign w:val="center"/>
             <w:hideMark/>
@@ -6671,7 +6566,6 @@
               <w:bottom w:val="nil"/>
               <w:right w:val="nil"/>
             </w:tcBorders>
-            <w:shd w:val="clear" w:color="auto" w:fill="auto"/>
             <w:noWrap/>
             <w:vAlign w:val="bottom"/>
             <w:hideMark/>
@@ -6744,7 +6638,16 @@
           <w:szCs w:val="20"/>
           <w:lang w:val="es-CO"/>
         </w:rPr>
-        <w:t xml:space="preserve">Se valida plan de muestreo construyendo la siguiente tabla. </w:t>
+        <w:t>Se valida plan de muestreo construyendo la siguiente tabla</w:t>
+      </w:r>
+      <w:r>
+        <w:rPr>
+          <w:color w:val="000000" w:themeColor="text1"/>
+          <w:sz w:val="20"/>
+          <w:szCs w:val="20"/>
+          <w:lang w:val="es-CO"/>
+        </w:rPr>
+        <w:t>:</w:t>
       </w:r>
     </w:p>
     <w:p>
@@ -6829,10 +6732,27 @@
                 <w:sz w:val="20"/>
                 <w:szCs w:val="20"/>
               </w:rPr>
-              <w:t xml:space="preserve"> (</w:t>
-            </w:r>
-            <w:proofErr w:type="spellStart"/>
-            <w:r>
+              <w:t xml:space="preserve"> (po)</w:t>
+            </w:r>
+          </w:p>
+        </w:tc>
+        <w:tc>
+          <w:tcPr>
+            <w:tcW w:w="1672" w:type="dxa"/>
+            <w:tcBorders>
+              <w:top w:val="single" w:sz="4" w:space="0" w:color="auto"/>
+              <w:left w:val="nil"/>
+              <w:bottom w:val="single" w:sz="4" w:space="0" w:color="auto"/>
+              <w:right w:val="single" w:sz="4" w:space="0" w:color="auto"/>
+            </w:tcBorders>
+            <w:shd w:val="clear" w:color="000000" w:fill="FCE4D6"/>
+            <w:vAlign w:val="bottom"/>
+            <w:hideMark/>
+          </w:tcPr>
+          <w:p>
+            <w:pPr>
+              <w:spacing w:after="0" w:line="240" w:lineRule="auto"/>
+              <w:jc w:val="center"/>
               <w:rPr>
                 <w:rFonts w:ascii="Arial" w:eastAsia="Times New Roman" w:hAnsi="Arial" w:cs="Arial"/>
                 <w:b/>
@@ -6840,10 +6760,9 @@
                 <w:color w:val="000000"/>
                 <w:sz w:val="20"/>
                 <w:szCs w:val="20"/>
-              </w:rPr>
-              <w:t>po</w:t>
-            </w:r>
-            <w:proofErr w:type="spellEnd"/>
+                <w:lang w:eastAsia="es-CO"/>
+              </w:rPr>
+            </w:pPr>
             <w:r>
               <w:rPr>
                 <w:rFonts w:ascii="Arial" w:eastAsia="Times New Roman" w:hAnsi="Arial" w:cs="Arial"/>
@@ -6852,28 +6771,11 @@
                 <w:color w:val="000000"/>
                 <w:sz w:val="20"/>
                 <w:szCs w:val="20"/>
-              </w:rPr>
-              <w:t>)</w:t>
-            </w:r>
-          </w:p>
-        </w:tc>
-        <w:tc>
-          <w:tcPr>
-            <w:tcW w:w="1672" w:type="dxa"/>
-            <w:tcBorders>
-              <w:top w:val="single" w:sz="4" w:space="0" w:color="auto"/>
-              <w:left w:val="nil"/>
-              <w:bottom w:val="single" w:sz="4" w:space="0" w:color="auto"/>
-              <w:right w:val="single" w:sz="4" w:space="0" w:color="auto"/>
-            </w:tcBorders>
-            <w:shd w:val="clear" w:color="000000" w:fill="FCE4D6"/>
-            <w:vAlign w:val="bottom"/>
-            <w:hideMark/>
-          </w:tcPr>
-          <w:p>
-            <w:pPr>
-              <w:spacing w:after="0" w:line="240" w:lineRule="auto"/>
-              <w:jc w:val="center"/>
+                <w:lang w:eastAsia="es-CO"/>
+              </w:rPr>
+              <w:t># DEFECTUOSOS ESPERADOS</w:t>
+            </w:r>
+            <w:r>
               <w:rPr>
                 <w:rFonts w:ascii="Arial" w:eastAsia="Times New Roman" w:hAnsi="Arial" w:cs="Arial"/>
                 <w:b/>
@@ -6881,10 +6783,28 @@
                 <w:color w:val="000000"/>
                 <w:sz w:val="20"/>
                 <w:szCs w:val="20"/>
-                <w:lang w:eastAsia="es-CO"/>
-              </w:rPr>
-            </w:pPr>
-            <w:r>
+              </w:rPr>
+              <w:t xml:space="preserve"> (npo)</w:t>
+            </w:r>
+          </w:p>
+        </w:tc>
+        <w:tc>
+          <w:tcPr>
+            <w:tcW w:w="1701" w:type="dxa"/>
+            <w:tcBorders>
+              <w:top w:val="single" w:sz="4" w:space="0" w:color="auto"/>
+              <w:left w:val="nil"/>
+              <w:bottom w:val="single" w:sz="4" w:space="0" w:color="auto"/>
+              <w:right w:val="single" w:sz="4" w:space="0" w:color="auto"/>
+            </w:tcBorders>
+            <w:shd w:val="clear" w:color="000000" w:fill="FCE4D6"/>
+            <w:vAlign w:val="bottom"/>
+            <w:hideMark/>
+          </w:tcPr>
+          <w:p>
+            <w:pPr>
+              <w:spacing w:after="0" w:line="240" w:lineRule="auto"/>
+              <w:jc w:val="center"/>
               <w:rPr>
                 <w:rFonts w:ascii="Arial" w:eastAsia="Times New Roman" w:hAnsi="Arial" w:cs="Arial"/>
                 <w:b/>
@@ -6894,8 +6814,7 @@
                 <w:szCs w:val="20"/>
                 <w:lang w:eastAsia="es-CO"/>
               </w:rPr>
-              <w:t># DEFECTUOSOS ESPERADOS</w:t>
-            </w:r>
+            </w:pPr>
             <w:r>
               <w:rPr>
                 <w:rFonts w:ascii="Arial" w:eastAsia="Times New Roman" w:hAnsi="Arial" w:cs="Arial"/>
@@ -6905,95 +6824,7 @@
                 <w:sz w:val="20"/>
                 <w:szCs w:val="20"/>
               </w:rPr>
-              <w:t xml:space="preserve"> (</w:t>
-            </w:r>
-            <w:proofErr w:type="spellStart"/>
-            <w:r>
-              <w:rPr>
-                <w:rFonts w:ascii="Arial" w:eastAsia="Times New Roman" w:hAnsi="Arial" w:cs="Arial"/>
-                <w:b/>
-                <w:bCs/>
-                <w:color w:val="000000"/>
-                <w:sz w:val="20"/>
-                <w:szCs w:val="20"/>
-              </w:rPr>
-              <w:t>npo</w:t>
-            </w:r>
-            <w:proofErr w:type="spellEnd"/>
-            <w:r>
-              <w:rPr>
-                <w:rFonts w:ascii="Arial" w:eastAsia="Times New Roman" w:hAnsi="Arial" w:cs="Arial"/>
-                <w:b/>
-                <w:bCs/>
-                <w:color w:val="000000"/>
-                <w:sz w:val="20"/>
-                <w:szCs w:val="20"/>
-              </w:rPr>
-              <w:t>)</w:t>
-            </w:r>
-          </w:p>
-        </w:tc>
-        <w:tc>
-          <w:tcPr>
-            <w:tcW w:w="1701" w:type="dxa"/>
-            <w:tcBorders>
-              <w:top w:val="single" w:sz="4" w:space="0" w:color="auto"/>
-              <w:left w:val="nil"/>
-              <w:bottom w:val="single" w:sz="4" w:space="0" w:color="auto"/>
-              <w:right w:val="single" w:sz="4" w:space="0" w:color="auto"/>
-            </w:tcBorders>
-            <w:shd w:val="clear" w:color="000000" w:fill="FCE4D6"/>
-            <w:vAlign w:val="bottom"/>
-            <w:hideMark/>
-          </w:tcPr>
-          <w:p>
-            <w:pPr>
-              <w:spacing w:after="0" w:line="240" w:lineRule="auto"/>
-              <w:jc w:val="center"/>
-              <w:rPr>
-                <w:rFonts w:ascii="Arial" w:eastAsia="Times New Roman" w:hAnsi="Arial" w:cs="Arial"/>
-                <w:b/>
-                <w:bCs/>
-                <w:color w:val="000000"/>
-                <w:sz w:val="20"/>
-                <w:szCs w:val="20"/>
-                <w:lang w:eastAsia="es-CO"/>
-              </w:rPr>
-            </w:pPr>
-            <w:r>
-              <w:rPr>
-                <w:rFonts w:ascii="Arial" w:eastAsia="Times New Roman" w:hAnsi="Arial" w:cs="Arial"/>
-                <w:b/>
-                <w:bCs/>
-                <w:color w:val="000000"/>
-                <w:sz w:val="20"/>
-                <w:szCs w:val="20"/>
-              </w:rPr>
-              <w:t>PROBABILIDAD DE ACEPTACIÓN (</w:t>
-            </w:r>
-            <w:proofErr w:type="spellStart"/>
-            <w:r>
-              <w:rPr>
-                <w:rFonts w:ascii="Arial" w:eastAsia="Times New Roman" w:hAnsi="Arial" w:cs="Arial"/>
-                <w:b/>
-                <w:bCs/>
-                <w:color w:val="000000"/>
-                <w:sz w:val="20"/>
-                <w:szCs w:val="20"/>
-              </w:rPr>
-              <w:t>pa</w:t>
-            </w:r>
-            <w:proofErr w:type="spellEnd"/>
-            <w:r>
-              <w:rPr>
-                <w:rFonts w:ascii="Arial" w:eastAsia="Times New Roman" w:hAnsi="Arial" w:cs="Arial"/>
-                <w:b/>
-                <w:bCs/>
-                <w:color w:val="000000"/>
-                <w:sz w:val="20"/>
-                <w:szCs w:val="20"/>
-              </w:rPr>
-              <w:t>)</w:t>
+              <w:t>PROBABILIDAD DE ACEPTACIÓN (pa)</w:t>
             </w:r>
           </w:p>
         </w:tc>
@@ -7012,32 +6843,51 @@
               <w:bottom w:val="single" w:sz="4" w:space="0" w:color="auto"/>
               <w:right w:val="single" w:sz="4" w:space="0" w:color="auto"/>
             </w:tcBorders>
-            <w:shd w:val="clear" w:color="auto" w:fill="auto"/>
-            <w:noWrap/>
-            <w:vAlign w:val="bottom"/>
-            <w:hideMark/>
-          </w:tcPr>
-          <w:p>
-            <w:pPr>
-              <w:spacing w:after="0" w:line="240" w:lineRule="auto"/>
-              <w:jc w:val="center"/>
-              <w:rPr>
-                <w:rFonts w:ascii="Arial" w:eastAsia="Times New Roman" w:hAnsi="Arial" w:cs="Arial"/>
-                <w:color w:val="000000"/>
-                <w:sz w:val="20"/>
-                <w:szCs w:val="20"/>
-                <w:lang w:eastAsia="es-CO"/>
-              </w:rPr>
-            </w:pPr>
-            <w:r>
-              <w:rPr>
-                <w:rFonts w:ascii="Arial" w:eastAsia="Times New Roman" w:hAnsi="Arial" w:cs="Arial"/>
-                <w:color w:val="000000"/>
-                <w:sz w:val="20"/>
-                <w:szCs w:val="20"/>
-                <w:lang w:eastAsia="es-CO"/>
-              </w:rPr>
-              <w:t>0%</w:t>
+            <w:noWrap/>
+            <w:vAlign w:val="bottom"/>
+            <w:hideMark/>
+          </w:tcPr>
+          <w:p>
+            <w:pPr>
+              <w:spacing w:after="0" w:line="240" w:lineRule="auto"/>
+              <w:jc w:val="center"/>
+              <w:rPr>
+                <w:rFonts w:ascii="Arial" w:eastAsia="Times New Roman" w:hAnsi="Arial" w:cs="Arial"/>
+                <w:color w:val="000000"/>
+                <w:sz w:val="20"/>
+                <w:szCs w:val="20"/>
+                <w:lang w:eastAsia="es-CO"/>
+              </w:rPr>
+            </w:pPr>
+            <w:r>
+              <w:rPr>
+                <w:rFonts w:ascii="Arial" w:eastAsia="Times New Roman" w:hAnsi="Arial" w:cs="Arial"/>
+                <w:color w:val="000000"/>
+                <w:sz w:val="20"/>
+                <w:szCs w:val="20"/>
+                <w:lang w:eastAsia="es-CO"/>
+              </w:rPr>
+              <w:t>0</w:t>
+            </w:r>
+            <w:r>
+              <w:rPr>
+                <w:rFonts w:ascii="Arial" w:eastAsia="Times New Roman" w:hAnsi="Arial" w:cs="Arial"/>
+                <w:color w:val="000000"/>
+                <w:sz w:val="20"/>
+                <w:szCs w:val="20"/>
+                <w:lang w:eastAsia="es-CO"/>
+              </w:rPr>
+              <w:t xml:space="preserve"> </w:t>
+            </w:r>
+            <w:r>
+              <w:rPr>
+                <w:rFonts w:ascii="Arial" w:eastAsia="Times New Roman" w:hAnsi="Arial" w:cs="Arial"/>
+                <w:color w:val="000000"/>
+                <w:sz w:val="20"/>
+                <w:szCs w:val="20"/>
+                <w:lang w:eastAsia="es-CO"/>
+              </w:rPr>
+              <w:t>%</w:t>
             </w:r>
           </w:p>
         </w:tc>
@@ -7050,7 +6900,6 @@
               <w:bottom w:val="single" w:sz="4" w:space="0" w:color="auto"/>
               <w:right w:val="single" w:sz="4" w:space="0" w:color="auto"/>
             </w:tcBorders>
-            <w:shd w:val="clear" w:color="auto" w:fill="auto"/>
             <w:noWrap/>
             <w:vAlign w:val="bottom"/>
             <w:hideMark/>
@@ -7088,7 +6937,6 @@
               <w:bottom w:val="single" w:sz="4" w:space="0" w:color="auto"/>
               <w:right w:val="single" w:sz="4" w:space="0" w:color="auto"/>
             </w:tcBorders>
-            <w:shd w:val="clear" w:color="auto" w:fill="auto"/>
             <w:noWrap/>
             <w:vAlign w:val="bottom"/>
             <w:hideMark/>
@@ -7132,32 +6980,51 @@
               <w:bottom w:val="single" w:sz="4" w:space="0" w:color="auto"/>
               <w:right w:val="single" w:sz="4" w:space="0" w:color="auto"/>
             </w:tcBorders>
-            <w:shd w:val="clear" w:color="auto" w:fill="auto"/>
-            <w:noWrap/>
-            <w:vAlign w:val="bottom"/>
-            <w:hideMark/>
-          </w:tcPr>
-          <w:p>
-            <w:pPr>
-              <w:spacing w:after="0" w:line="240" w:lineRule="auto"/>
-              <w:jc w:val="center"/>
-              <w:rPr>
-                <w:rFonts w:ascii="Arial" w:eastAsia="Times New Roman" w:hAnsi="Arial" w:cs="Arial"/>
-                <w:color w:val="000000"/>
-                <w:sz w:val="20"/>
-                <w:szCs w:val="20"/>
-                <w:lang w:eastAsia="es-CO"/>
-              </w:rPr>
-            </w:pPr>
-            <w:r>
-              <w:rPr>
-                <w:rFonts w:ascii="Arial" w:eastAsia="Times New Roman" w:hAnsi="Arial" w:cs="Arial"/>
-                <w:color w:val="000000"/>
-                <w:sz w:val="20"/>
-                <w:szCs w:val="20"/>
-                <w:lang w:eastAsia="es-CO"/>
-              </w:rPr>
-              <w:t>1%</w:t>
+            <w:noWrap/>
+            <w:vAlign w:val="bottom"/>
+            <w:hideMark/>
+          </w:tcPr>
+          <w:p>
+            <w:pPr>
+              <w:spacing w:after="0" w:line="240" w:lineRule="auto"/>
+              <w:jc w:val="center"/>
+              <w:rPr>
+                <w:rFonts w:ascii="Arial" w:eastAsia="Times New Roman" w:hAnsi="Arial" w:cs="Arial"/>
+                <w:color w:val="000000"/>
+                <w:sz w:val="20"/>
+                <w:szCs w:val="20"/>
+                <w:lang w:eastAsia="es-CO"/>
+              </w:rPr>
+            </w:pPr>
+            <w:r>
+              <w:rPr>
+                <w:rFonts w:ascii="Arial" w:eastAsia="Times New Roman" w:hAnsi="Arial" w:cs="Arial"/>
+                <w:color w:val="000000"/>
+                <w:sz w:val="20"/>
+                <w:szCs w:val="20"/>
+                <w:lang w:eastAsia="es-CO"/>
+              </w:rPr>
+              <w:t>1</w:t>
+            </w:r>
+            <w:r>
+              <w:rPr>
+                <w:rFonts w:ascii="Arial" w:eastAsia="Times New Roman" w:hAnsi="Arial" w:cs="Arial"/>
+                <w:color w:val="000000"/>
+                <w:sz w:val="20"/>
+                <w:szCs w:val="20"/>
+                <w:lang w:eastAsia="es-CO"/>
+              </w:rPr>
+              <w:t xml:space="preserve"> </w:t>
+            </w:r>
+            <w:r>
+              <w:rPr>
+                <w:rFonts w:ascii="Arial" w:eastAsia="Times New Roman" w:hAnsi="Arial" w:cs="Arial"/>
+                <w:color w:val="000000"/>
+                <w:sz w:val="20"/>
+                <w:szCs w:val="20"/>
+                <w:lang w:eastAsia="es-CO"/>
+              </w:rPr>
+              <w:t>%</w:t>
             </w:r>
           </w:p>
         </w:tc>
@@ -7170,7 +7037,6 @@
               <w:bottom w:val="single" w:sz="4" w:space="0" w:color="auto"/>
               <w:right w:val="single" w:sz="4" w:space="0" w:color="auto"/>
             </w:tcBorders>
-            <w:shd w:val="clear" w:color="auto" w:fill="auto"/>
             <w:noWrap/>
             <w:vAlign w:val="bottom"/>
             <w:hideMark/>
@@ -7208,7 +7074,6 @@
               <w:bottom w:val="single" w:sz="4" w:space="0" w:color="auto"/>
               <w:right w:val="single" w:sz="4" w:space="0" w:color="auto"/>
             </w:tcBorders>
-            <w:shd w:val="clear" w:color="auto" w:fill="auto"/>
             <w:noWrap/>
             <w:vAlign w:val="bottom"/>
             <w:hideMark/>
@@ -7252,32 +7117,51 @@
               <w:bottom w:val="single" w:sz="4" w:space="0" w:color="auto"/>
               <w:right w:val="single" w:sz="4" w:space="0" w:color="auto"/>
             </w:tcBorders>
-            <w:shd w:val="clear" w:color="auto" w:fill="auto"/>
-            <w:noWrap/>
-            <w:vAlign w:val="bottom"/>
-            <w:hideMark/>
-          </w:tcPr>
-          <w:p>
-            <w:pPr>
-              <w:spacing w:after="0" w:line="240" w:lineRule="auto"/>
-              <w:jc w:val="center"/>
-              <w:rPr>
-                <w:rFonts w:ascii="Arial" w:eastAsia="Times New Roman" w:hAnsi="Arial" w:cs="Arial"/>
-                <w:color w:val="000000"/>
-                <w:sz w:val="20"/>
-                <w:szCs w:val="20"/>
-                <w:lang w:eastAsia="es-CO"/>
-              </w:rPr>
-            </w:pPr>
-            <w:r>
-              <w:rPr>
-                <w:rFonts w:ascii="Arial" w:eastAsia="Times New Roman" w:hAnsi="Arial" w:cs="Arial"/>
-                <w:color w:val="000000"/>
-                <w:sz w:val="20"/>
-                <w:szCs w:val="20"/>
-                <w:lang w:eastAsia="es-CO"/>
-              </w:rPr>
-              <w:t>2%</w:t>
+            <w:noWrap/>
+            <w:vAlign w:val="bottom"/>
+            <w:hideMark/>
+          </w:tcPr>
+          <w:p>
+            <w:pPr>
+              <w:spacing w:after="0" w:line="240" w:lineRule="auto"/>
+              <w:jc w:val="center"/>
+              <w:rPr>
+                <w:rFonts w:ascii="Arial" w:eastAsia="Times New Roman" w:hAnsi="Arial" w:cs="Arial"/>
+                <w:color w:val="000000"/>
+                <w:sz w:val="20"/>
+                <w:szCs w:val="20"/>
+                <w:lang w:eastAsia="es-CO"/>
+              </w:rPr>
+            </w:pPr>
+            <w:r>
+              <w:rPr>
+                <w:rFonts w:ascii="Arial" w:eastAsia="Times New Roman" w:hAnsi="Arial" w:cs="Arial"/>
+                <w:color w:val="000000"/>
+                <w:sz w:val="20"/>
+                <w:szCs w:val="20"/>
+                <w:lang w:eastAsia="es-CO"/>
+              </w:rPr>
+              <w:t>2</w:t>
+            </w:r>
+            <w:r>
+              <w:rPr>
+                <w:rFonts w:ascii="Arial" w:eastAsia="Times New Roman" w:hAnsi="Arial" w:cs="Arial"/>
+                <w:color w:val="000000"/>
+                <w:sz w:val="20"/>
+                <w:szCs w:val="20"/>
+                <w:lang w:eastAsia="es-CO"/>
+              </w:rPr>
+              <w:t xml:space="preserve"> </w:t>
+            </w:r>
+            <w:r>
+              <w:rPr>
+                <w:rFonts w:ascii="Arial" w:eastAsia="Times New Roman" w:hAnsi="Arial" w:cs="Arial"/>
+                <w:color w:val="000000"/>
+                <w:sz w:val="20"/>
+                <w:szCs w:val="20"/>
+                <w:lang w:eastAsia="es-CO"/>
+              </w:rPr>
+              <w:t>%</w:t>
             </w:r>
           </w:p>
         </w:tc>
@@ -7290,7 +7174,6 @@
               <w:bottom w:val="single" w:sz="4" w:space="0" w:color="auto"/>
               <w:right w:val="single" w:sz="4" w:space="0" w:color="auto"/>
             </w:tcBorders>
-            <w:shd w:val="clear" w:color="auto" w:fill="auto"/>
             <w:noWrap/>
             <w:vAlign w:val="bottom"/>
             <w:hideMark/>
@@ -7328,7 +7211,6 @@
               <w:bottom w:val="single" w:sz="4" w:space="0" w:color="auto"/>
               <w:right w:val="single" w:sz="4" w:space="0" w:color="auto"/>
             </w:tcBorders>
-            <w:shd w:val="clear" w:color="auto" w:fill="auto"/>
             <w:noWrap/>
             <w:vAlign w:val="bottom"/>
             <w:hideMark/>
@@ -7372,32 +7254,51 @@
               <w:bottom w:val="single" w:sz="4" w:space="0" w:color="auto"/>
               <w:right w:val="single" w:sz="4" w:space="0" w:color="auto"/>
             </w:tcBorders>
-            <w:shd w:val="clear" w:color="auto" w:fill="auto"/>
-            <w:noWrap/>
-            <w:vAlign w:val="bottom"/>
-            <w:hideMark/>
-          </w:tcPr>
-          <w:p>
-            <w:pPr>
-              <w:spacing w:after="0" w:line="240" w:lineRule="auto"/>
-              <w:jc w:val="center"/>
-              <w:rPr>
-                <w:rFonts w:ascii="Arial" w:eastAsia="Times New Roman" w:hAnsi="Arial" w:cs="Arial"/>
-                <w:color w:val="000000"/>
-                <w:sz w:val="20"/>
-                <w:szCs w:val="20"/>
-                <w:lang w:eastAsia="es-CO"/>
-              </w:rPr>
-            </w:pPr>
-            <w:r>
-              <w:rPr>
-                <w:rFonts w:ascii="Arial" w:eastAsia="Times New Roman" w:hAnsi="Arial" w:cs="Arial"/>
-                <w:color w:val="000000"/>
-                <w:sz w:val="20"/>
-                <w:szCs w:val="20"/>
-                <w:lang w:eastAsia="es-CO"/>
-              </w:rPr>
-              <w:t>3%</w:t>
+            <w:noWrap/>
+            <w:vAlign w:val="bottom"/>
+            <w:hideMark/>
+          </w:tcPr>
+          <w:p>
+            <w:pPr>
+              <w:spacing w:after="0" w:line="240" w:lineRule="auto"/>
+              <w:jc w:val="center"/>
+              <w:rPr>
+                <w:rFonts w:ascii="Arial" w:eastAsia="Times New Roman" w:hAnsi="Arial" w:cs="Arial"/>
+                <w:color w:val="000000"/>
+                <w:sz w:val="20"/>
+                <w:szCs w:val="20"/>
+                <w:lang w:eastAsia="es-CO"/>
+              </w:rPr>
+            </w:pPr>
+            <w:r>
+              <w:rPr>
+                <w:rFonts w:ascii="Arial" w:eastAsia="Times New Roman" w:hAnsi="Arial" w:cs="Arial"/>
+                <w:color w:val="000000"/>
+                <w:sz w:val="20"/>
+                <w:szCs w:val="20"/>
+                <w:lang w:eastAsia="es-CO"/>
+              </w:rPr>
+              <w:t>3</w:t>
+            </w:r>
+            <w:r>
+              <w:rPr>
+                <w:rFonts w:ascii="Arial" w:eastAsia="Times New Roman" w:hAnsi="Arial" w:cs="Arial"/>
+                <w:color w:val="000000"/>
+                <w:sz w:val="20"/>
+                <w:szCs w:val="20"/>
+                <w:lang w:eastAsia="es-CO"/>
+              </w:rPr>
+              <w:t xml:space="preserve"> </w:t>
+            </w:r>
+            <w:r>
+              <w:rPr>
+                <w:rFonts w:ascii="Arial" w:eastAsia="Times New Roman" w:hAnsi="Arial" w:cs="Arial"/>
+                <w:color w:val="000000"/>
+                <w:sz w:val="20"/>
+                <w:szCs w:val="20"/>
+                <w:lang w:eastAsia="es-CO"/>
+              </w:rPr>
+              <w:t>%</w:t>
             </w:r>
           </w:p>
         </w:tc>
@@ -7410,7 +7311,6 @@
               <w:bottom w:val="single" w:sz="4" w:space="0" w:color="auto"/>
               <w:right w:val="single" w:sz="4" w:space="0" w:color="auto"/>
             </w:tcBorders>
-            <w:shd w:val="clear" w:color="auto" w:fill="auto"/>
             <w:noWrap/>
             <w:vAlign w:val="bottom"/>
             <w:hideMark/>
@@ -7448,7 +7348,6 @@
               <w:bottom w:val="single" w:sz="4" w:space="0" w:color="auto"/>
               <w:right w:val="single" w:sz="4" w:space="0" w:color="auto"/>
             </w:tcBorders>
-            <w:shd w:val="clear" w:color="auto" w:fill="auto"/>
             <w:noWrap/>
             <w:vAlign w:val="bottom"/>
             <w:hideMark/>
@@ -7492,32 +7391,51 @@
               <w:bottom w:val="single" w:sz="4" w:space="0" w:color="auto"/>
               <w:right w:val="single" w:sz="4" w:space="0" w:color="auto"/>
             </w:tcBorders>
-            <w:shd w:val="clear" w:color="auto" w:fill="auto"/>
-            <w:noWrap/>
-            <w:vAlign w:val="bottom"/>
-            <w:hideMark/>
-          </w:tcPr>
-          <w:p>
-            <w:pPr>
-              <w:spacing w:after="0" w:line="240" w:lineRule="auto"/>
-              <w:jc w:val="center"/>
-              <w:rPr>
-                <w:rFonts w:ascii="Arial" w:eastAsia="Times New Roman" w:hAnsi="Arial" w:cs="Arial"/>
-                <w:color w:val="000000"/>
-                <w:sz w:val="20"/>
-                <w:szCs w:val="20"/>
-                <w:lang w:eastAsia="es-CO"/>
-              </w:rPr>
-            </w:pPr>
-            <w:r>
-              <w:rPr>
-                <w:rFonts w:ascii="Arial" w:eastAsia="Times New Roman" w:hAnsi="Arial" w:cs="Arial"/>
-                <w:color w:val="000000"/>
-                <w:sz w:val="20"/>
-                <w:szCs w:val="20"/>
-                <w:lang w:eastAsia="es-CO"/>
-              </w:rPr>
-              <w:t>4%</w:t>
+            <w:noWrap/>
+            <w:vAlign w:val="bottom"/>
+            <w:hideMark/>
+          </w:tcPr>
+          <w:p>
+            <w:pPr>
+              <w:spacing w:after="0" w:line="240" w:lineRule="auto"/>
+              <w:jc w:val="center"/>
+              <w:rPr>
+                <w:rFonts w:ascii="Arial" w:eastAsia="Times New Roman" w:hAnsi="Arial" w:cs="Arial"/>
+                <w:color w:val="000000"/>
+                <w:sz w:val="20"/>
+                <w:szCs w:val="20"/>
+                <w:lang w:eastAsia="es-CO"/>
+              </w:rPr>
+            </w:pPr>
+            <w:r>
+              <w:rPr>
+                <w:rFonts w:ascii="Arial" w:eastAsia="Times New Roman" w:hAnsi="Arial" w:cs="Arial"/>
+                <w:color w:val="000000"/>
+                <w:sz w:val="20"/>
+                <w:szCs w:val="20"/>
+                <w:lang w:eastAsia="es-CO"/>
+              </w:rPr>
+              <w:t>4</w:t>
+            </w:r>
+            <w:r>
+              <w:rPr>
+                <w:rFonts w:ascii="Arial" w:eastAsia="Times New Roman" w:hAnsi="Arial" w:cs="Arial"/>
+                <w:color w:val="000000"/>
+                <w:sz w:val="20"/>
+                <w:szCs w:val="20"/>
+                <w:lang w:eastAsia="es-CO"/>
+              </w:rPr>
+              <w:t xml:space="preserve"> </w:t>
+            </w:r>
+            <w:r>
+              <w:rPr>
+                <w:rFonts w:ascii="Arial" w:eastAsia="Times New Roman" w:hAnsi="Arial" w:cs="Arial"/>
+                <w:color w:val="000000"/>
+                <w:sz w:val="20"/>
+                <w:szCs w:val="20"/>
+                <w:lang w:eastAsia="es-CO"/>
+              </w:rPr>
+              <w:t>%</w:t>
             </w:r>
           </w:p>
         </w:tc>
@@ -7530,7 +7448,6 @@
               <w:bottom w:val="single" w:sz="4" w:space="0" w:color="auto"/>
               <w:right w:val="single" w:sz="4" w:space="0" w:color="auto"/>
             </w:tcBorders>
-            <w:shd w:val="clear" w:color="auto" w:fill="auto"/>
             <w:noWrap/>
             <w:vAlign w:val="bottom"/>
             <w:hideMark/>
@@ -7568,7 +7485,6 @@
               <w:bottom w:val="single" w:sz="4" w:space="0" w:color="auto"/>
               <w:right w:val="single" w:sz="4" w:space="0" w:color="auto"/>
             </w:tcBorders>
-            <w:shd w:val="clear" w:color="auto" w:fill="auto"/>
             <w:noWrap/>
             <w:vAlign w:val="bottom"/>
             <w:hideMark/>
@@ -7612,32 +7528,51 @@
               <w:bottom w:val="single" w:sz="4" w:space="0" w:color="auto"/>
               <w:right w:val="single" w:sz="4" w:space="0" w:color="auto"/>
             </w:tcBorders>
-            <w:shd w:val="clear" w:color="auto" w:fill="auto"/>
-            <w:noWrap/>
-            <w:vAlign w:val="bottom"/>
-            <w:hideMark/>
-          </w:tcPr>
-          <w:p>
-            <w:pPr>
-              <w:spacing w:after="0" w:line="240" w:lineRule="auto"/>
-              <w:jc w:val="center"/>
-              <w:rPr>
-                <w:rFonts w:ascii="Arial" w:eastAsia="Times New Roman" w:hAnsi="Arial" w:cs="Arial"/>
-                <w:color w:val="000000"/>
-                <w:sz w:val="20"/>
-                <w:szCs w:val="20"/>
-                <w:lang w:eastAsia="es-CO"/>
-              </w:rPr>
-            </w:pPr>
-            <w:r>
-              <w:rPr>
-                <w:rFonts w:ascii="Arial" w:eastAsia="Times New Roman" w:hAnsi="Arial" w:cs="Arial"/>
-                <w:color w:val="000000"/>
-                <w:sz w:val="20"/>
-                <w:szCs w:val="20"/>
-                <w:lang w:eastAsia="es-CO"/>
-              </w:rPr>
-              <w:t>5%</w:t>
+            <w:noWrap/>
+            <w:vAlign w:val="bottom"/>
+            <w:hideMark/>
+          </w:tcPr>
+          <w:p>
+            <w:pPr>
+              <w:spacing w:after="0" w:line="240" w:lineRule="auto"/>
+              <w:jc w:val="center"/>
+              <w:rPr>
+                <w:rFonts w:ascii="Arial" w:eastAsia="Times New Roman" w:hAnsi="Arial" w:cs="Arial"/>
+                <w:color w:val="000000"/>
+                <w:sz w:val="20"/>
+                <w:szCs w:val="20"/>
+                <w:lang w:eastAsia="es-CO"/>
+              </w:rPr>
+            </w:pPr>
+            <w:r>
+              <w:rPr>
+                <w:rFonts w:ascii="Arial" w:eastAsia="Times New Roman" w:hAnsi="Arial" w:cs="Arial"/>
+                <w:color w:val="000000"/>
+                <w:sz w:val="20"/>
+                <w:szCs w:val="20"/>
+                <w:lang w:eastAsia="es-CO"/>
+              </w:rPr>
+              <w:t>5</w:t>
+            </w:r>
+            <w:r>
+              <w:rPr>
+                <w:rFonts w:ascii="Arial" w:eastAsia="Times New Roman" w:hAnsi="Arial" w:cs="Arial"/>
+                <w:color w:val="000000"/>
+                <w:sz w:val="20"/>
+                <w:szCs w:val="20"/>
+                <w:lang w:eastAsia="es-CO"/>
+              </w:rPr>
+              <w:t xml:space="preserve"> </w:t>
+            </w:r>
+            <w:r>
+              <w:rPr>
+                <w:rFonts w:ascii="Arial" w:eastAsia="Times New Roman" w:hAnsi="Arial" w:cs="Arial"/>
+                <w:color w:val="000000"/>
+                <w:sz w:val="20"/>
+                <w:szCs w:val="20"/>
+                <w:lang w:eastAsia="es-CO"/>
+              </w:rPr>
+              <w:t>%</w:t>
             </w:r>
           </w:p>
         </w:tc>
@@ -7650,7 +7585,6 @@
               <w:bottom w:val="single" w:sz="4" w:space="0" w:color="auto"/>
               <w:right w:val="single" w:sz="4" w:space="0" w:color="auto"/>
             </w:tcBorders>
-            <w:shd w:val="clear" w:color="auto" w:fill="auto"/>
             <w:noWrap/>
             <w:vAlign w:val="bottom"/>
             <w:hideMark/>
@@ -7688,7 +7622,6 @@
               <w:bottom w:val="single" w:sz="4" w:space="0" w:color="auto"/>
               <w:right w:val="single" w:sz="4" w:space="0" w:color="auto"/>
             </w:tcBorders>
-            <w:shd w:val="clear" w:color="auto" w:fill="auto"/>
             <w:noWrap/>
             <w:vAlign w:val="bottom"/>
             <w:hideMark/>
@@ -7732,32 +7665,51 @@
               <w:bottom w:val="single" w:sz="4" w:space="0" w:color="auto"/>
               <w:right w:val="single" w:sz="4" w:space="0" w:color="auto"/>
             </w:tcBorders>
-            <w:shd w:val="clear" w:color="auto" w:fill="auto"/>
-            <w:noWrap/>
-            <w:vAlign w:val="bottom"/>
-            <w:hideMark/>
-          </w:tcPr>
-          <w:p>
-            <w:pPr>
-              <w:spacing w:after="0" w:line="240" w:lineRule="auto"/>
-              <w:jc w:val="center"/>
-              <w:rPr>
-                <w:rFonts w:ascii="Arial" w:eastAsia="Times New Roman" w:hAnsi="Arial" w:cs="Arial"/>
-                <w:color w:val="000000"/>
-                <w:sz w:val="20"/>
-                <w:szCs w:val="20"/>
-                <w:lang w:eastAsia="es-CO"/>
-              </w:rPr>
-            </w:pPr>
-            <w:r>
-              <w:rPr>
-                <w:rFonts w:ascii="Arial" w:eastAsia="Times New Roman" w:hAnsi="Arial" w:cs="Arial"/>
-                <w:color w:val="000000"/>
-                <w:sz w:val="20"/>
-                <w:szCs w:val="20"/>
-                <w:lang w:eastAsia="es-CO"/>
-              </w:rPr>
-              <w:t>6%</w:t>
+            <w:noWrap/>
+            <w:vAlign w:val="bottom"/>
+            <w:hideMark/>
+          </w:tcPr>
+          <w:p>
+            <w:pPr>
+              <w:spacing w:after="0" w:line="240" w:lineRule="auto"/>
+              <w:jc w:val="center"/>
+              <w:rPr>
+                <w:rFonts w:ascii="Arial" w:eastAsia="Times New Roman" w:hAnsi="Arial" w:cs="Arial"/>
+                <w:color w:val="000000"/>
+                <w:sz w:val="20"/>
+                <w:szCs w:val="20"/>
+                <w:lang w:eastAsia="es-CO"/>
+              </w:rPr>
+            </w:pPr>
+            <w:r>
+              <w:rPr>
+                <w:rFonts w:ascii="Arial" w:eastAsia="Times New Roman" w:hAnsi="Arial" w:cs="Arial"/>
+                <w:color w:val="000000"/>
+                <w:sz w:val="20"/>
+                <w:szCs w:val="20"/>
+                <w:lang w:eastAsia="es-CO"/>
+              </w:rPr>
+              <w:t>6</w:t>
+            </w:r>
+            <w:r>
+              <w:rPr>
+                <w:rFonts w:ascii="Arial" w:eastAsia="Times New Roman" w:hAnsi="Arial" w:cs="Arial"/>
+                <w:color w:val="000000"/>
+                <w:sz w:val="20"/>
+                <w:szCs w:val="20"/>
+                <w:lang w:eastAsia="es-CO"/>
+              </w:rPr>
+              <w:t xml:space="preserve"> </w:t>
+            </w:r>
+            <w:r>
+              <w:rPr>
+                <w:rFonts w:ascii="Arial" w:eastAsia="Times New Roman" w:hAnsi="Arial" w:cs="Arial"/>
+                <w:color w:val="000000"/>
+                <w:sz w:val="20"/>
+                <w:szCs w:val="20"/>
+                <w:lang w:eastAsia="es-CO"/>
+              </w:rPr>
+              <w:t>%</w:t>
             </w:r>
           </w:p>
         </w:tc>
@@ -7770,7 +7722,6 @@
               <w:bottom w:val="single" w:sz="4" w:space="0" w:color="auto"/>
               <w:right w:val="single" w:sz="4" w:space="0" w:color="auto"/>
             </w:tcBorders>
-            <w:shd w:val="clear" w:color="auto" w:fill="auto"/>
             <w:noWrap/>
             <w:vAlign w:val="bottom"/>
             <w:hideMark/>
@@ -7808,7 +7759,6 @@
               <w:bottom w:val="single" w:sz="4" w:space="0" w:color="auto"/>
               <w:right w:val="single" w:sz="4" w:space="0" w:color="auto"/>
             </w:tcBorders>
-            <w:shd w:val="clear" w:color="auto" w:fill="auto"/>
             <w:noWrap/>
             <w:vAlign w:val="bottom"/>
             <w:hideMark/>
@@ -7852,32 +7802,51 @@
               <w:bottom w:val="single" w:sz="4" w:space="0" w:color="auto"/>
               <w:right w:val="single" w:sz="4" w:space="0" w:color="auto"/>
             </w:tcBorders>
-            <w:shd w:val="clear" w:color="auto" w:fill="auto"/>
-            <w:noWrap/>
-            <w:vAlign w:val="bottom"/>
-            <w:hideMark/>
-          </w:tcPr>
-          <w:p>
-            <w:pPr>
-              <w:spacing w:after="0" w:line="240" w:lineRule="auto"/>
-              <w:jc w:val="center"/>
-              <w:rPr>
-                <w:rFonts w:ascii="Arial" w:eastAsia="Times New Roman" w:hAnsi="Arial" w:cs="Arial"/>
-                <w:color w:val="000000"/>
-                <w:sz w:val="20"/>
-                <w:szCs w:val="20"/>
-                <w:lang w:eastAsia="es-CO"/>
-              </w:rPr>
-            </w:pPr>
-            <w:r>
-              <w:rPr>
-                <w:rFonts w:ascii="Arial" w:eastAsia="Times New Roman" w:hAnsi="Arial" w:cs="Arial"/>
-                <w:color w:val="000000"/>
-                <w:sz w:val="20"/>
-                <w:szCs w:val="20"/>
-                <w:lang w:eastAsia="es-CO"/>
-              </w:rPr>
-              <w:t>7%</w:t>
+            <w:noWrap/>
+            <w:vAlign w:val="bottom"/>
+            <w:hideMark/>
+          </w:tcPr>
+          <w:p>
+            <w:pPr>
+              <w:spacing w:after="0" w:line="240" w:lineRule="auto"/>
+              <w:jc w:val="center"/>
+              <w:rPr>
+                <w:rFonts w:ascii="Arial" w:eastAsia="Times New Roman" w:hAnsi="Arial" w:cs="Arial"/>
+                <w:color w:val="000000"/>
+                <w:sz w:val="20"/>
+                <w:szCs w:val="20"/>
+                <w:lang w:eastAsia="es-CO"/>
+              </w:rPr>
+            </w:pPr>
+            <w:r>
+              <w:rPr>
+                <w:rFonts w:ascii="Arial" w:eastAsia="Times New Roman" w:hAnsi="Arial" w:cs="Arial"/>
+                <w:color w:val="000000"/>
+                <w:sz w:val="20"/>
+                <w:szCs w:val="20"/>
+                <w:lang w:eastAsia="es-CO"/>
+              </w:rPr>
+              <w:t>7</w:t>
+            </w:r>
+            <w:r>
+              <w:rPr>
+                <w:rFonts w:ascii="Arial" w:eastAsia="Times New Roman" w:hAnsi="Arial" w:cs="Arial"/>
+                <w:color w:val="000000"/>
+                <w:sz w:val="20"/>
+                <w:szCs w:val="20"/>
+                <w:lang w:eastAsia="es-CO"/>
+              </w:rPr>
+              <w:t xml:space="preserve"> </w:t>
+            </w:r>
+            <w:r>
+              <w:rPr>
+                <w:rFonts w:ascii="Arial" w:eastAsia="Times New Roman" w:hAnsi="Arial" w:cs="Arial"/>
+                <w:color w:val="000000"/>
+                <w:sz w:val="20"/>
+                <w:szCs w:val="20"/>
+                <w:lang w:eastAsia="es-CO"/>
+              </w:rPr>
+              <w:t>%</w:t>
             </w:r>
           </w:p>
         </w:tc>
@@ -7890,7 +7859,6 @@
               <w:bottom w:val="single" w:sz="4" w:space="0" w:color="auto"/>
               <w:right w:val="single" w:sz="4" w:space="0" w:color="auto"/>
             </w:tcBorders>
-            <w:shd w:val="clear" w:color="auto" w:fill="auto"/>
             <w:noWrap/>
             <w:vAlign w:val="bottom"/>
             <w:hideMark/>
@@ -7928,7 +7896,6 @@
               <w:bottom w:val="single" w:sz="4" w:space="0" w:color="auto"/>
               <w:right w:val="single" w:sz="4" w:space="0" w:color="auto"/>
             </w:tcBorders>
-            <w:shd w:val="clear" w:color="auto" w:fill="auto"/>
             <w:noWrap/>
             <w:vAlign w:val="bottom"/>
             <w:hideMark/>
@@ -7972,32 +7939,51 @@
               <w:bottom w:val="single" w:sz="4" w:space="0" w:color="auto"/>
               <w:right w:val="single" w:sz="4" w:space="0" w:color="auto"/>
             </w:tcBorders>
-            <w:shd w:val="clear" w:color="auto" w:fill="auto"/>
-            <w:noWrap/>
-            <w:vAlign w:val="bottom"/>
-            <w:hideMark/>
-          </w:tcPr>
-          <w:p>
-            <w:pPr>
-              <w:spacing w:after="0" w:line="240" w:lineRule="auto"/>
-              <w:jc w:val="center"/>
-              <w:rPr>
-                <w:rFonts w:ascii="Arial" w:eastAsia="Times New Roman" w:hAnsi="Arial" w:cs="Arial"/>
-                <w:color w:val="000000"/>
-                <w:sz w:val="20"/>
-                <w:szCs w:val="20"/>
-                <w:lang w:eastAsia="es-CO"/>
-              </w:rPr>
-            </w:pPr>
-            <w:r>
-              <w:rPr>
-                <w:rFonts w:ascii="Arial" w:eastAsia="Times New Roman" w:hAnsi="Arial" w:cs="Arial"/>
-                <w:color w:val="000000"/>
-                <w:sz w:val="20"/>
-                <w:szCs w:val="20"/>
-                <w:lang w:eastAsia="es-CO"/>
-              </w:rPr>
-              <w:t>8%</w:t>
+            <w:noWrap/>
+            <w:vAlign w:val="bottom"/>
+            <w:hideMark/>
+          </w:tcPr>
+          <w:p>
+            <w:pPr>
+              <w:spacing w:after="0" w:line="240" w:lineRule="auto"/>
+              <w:jc w:val="center"/>
+              <w:rPr>
+                <w:rFonts w:ascii="Arial" w:eastAsia="Times New Roman" w:hAnsi="Arial" w:cs="Arial"/>
+                <w:color w:val="000000"/>
+                <w:sz w:val="20"/>
+                <w:szCs w:val="20"/>
+                <w:lang w:eastAsia="es-CO"/>
+              </w:rPr>
+            </w:pPr>
+            <w:r>
+              <w:rPr>
+                <w:rFonts w:ascii="Arial" w:eastAsia="Times New Roman" w:hAnsi="Arial" w:cs="Arial"/>
+                <w:color w:val="000000"/>
+                <w:sz w:val="20"/>
+                <w:szCs w:val="20"/>
+                <w:lang w:eastAsia="es-CO"/>
+              </w:rPr>
+              <w:t>8</w:t>
+            </w:r>
+            <w:r>
+              <w:rPr>
+                <w:rFonts w:ascii="Arial" w:eastAsia="Times New Roman" w:hAnsi="Arial" w:cs="Arial"/>
+                <w:color w:val="000000"/>
+                <w:sz w:val="20"/>
+                <w:szCs w:val="20"/>
+                <w:lang w:eastAsia="es-CO"/>
+              </w:rPr>
+              <w:t xml:space="preserve"> </w:t>
+            </w:r>
+            <w:r>
+              <w:rPr>
+                <w:rFonts w:ascii="Arial" w:eastAsia="Times New Roman" w:hAnsi="Arial" w:cs="Arial"/>
+                <w:color w:val="000000"/>
+                <w:sz w:val="20"/>
+                <w:szCs w:val="20"/>
+                <w:lang w:eastAsia="es-CO"/>
+              </w:rPr>
+              <w:t>%</w:t>
             </w:r>
           </w:p>
         </w:tc>
@@ -8010,7 +7996,6 @@
               <w:bottom w:val="single" w:sz="4" w:space="0" w:color="auto"/>
               <w:right w:val="single" w:sz="4" w:space="0" w:color="auto"/>
             </w:tcBorders>
-            <w:shd w:val="clear" w:color="auto" w:fill="auto"/>
             <w:noWrap/>
             <w:vAlign w:val="bottom"/>
             <w:hideMark/>
@@ -8048,7 +8033,6 @@
               <w:bottom w:val="single" w:sz="4" w:space="0" w:color="auto"/>
               <w:right w:val="single" w:sz="4" w:space="0" w:color="auto"/>
             </w:tcBorders>
-            <w:shd w:val="clear" w:color="auto" w:fill="auto"/>
             <w:noWrap/>
             <w:vAlign w:val="bottom"/>
             <w:hideMark/>
@@ -8092,32 +8076,51 @@
               <w:bottom w:val="single" w:sz="4" w:space="0" w:color="auto"/>
               <w:right w:val="single" w:sz="4" w:space="0" w:color="auto"/>
             </w:tcBorders>
-            <w:shd w:val="clear" w:color="auto" w:fill="auto"/>
-            <w:noWrap/>
-            <w:vAlign w:val="bottom"/>
-            <w:hideMark/>
-          </w:tcPr>
-          <w:p>
-            <w:pPr>
-              <w:spacing w:after="0" w:line="240" w:lineRule="auto"/>
-              <w:jc w:val="center"/>
-              <w:rPr>
-                <w:rFonts w:ascii="Arial" w:eastAsia="Times New Roman" w:hAnsi="Arial" w:cs="Arial"/>
-                <w:color w:val="000000"/>
-                <w:sz w:val="20"/>
-                <w:szCs w:val="20"/>
-                <w:lang w:eastAsia="es-CO"/>
-              </w:rPr>
-            </w:pPr>
-            <w:r>
-              <w:rPr>
-                <w:rFonts w:ascii="Arial" w:eastAsia="Times New Roman" w:hAnsi="Arial" w:cs="Arial"/>
-                <w:color w:val="000000"/>
-                <w:sz w:val="20"/>
-                <w:szCs w:val="20"/>
-                <w:lang w:eastAsia="es-CO"/>
-              </w:rPr>
-              <w:t>9%</w:t>
+            <w:noWrap/>
+            <w:vAlign w:val="bottom"/>
+            <w:hideMark/>
+          </w:tcPr>
+          <w:p>
+            <w:pPr>
+              <w:spacing w:after="0" w:line="240" w:lineRule="auto"/>
+              <w:jc w:val="center"/>
+              <w:rPr>
+                <w:rFonts w:ascii="Arial" w:eastAsia="Times New Roman" w:hAnsi="Arial" w:cs="Arial"/>
+                <w:color w:val="000000"/>
+                <w:sz w:val="20"/>
+                <w:szCs w:val="20"/>
+                <w:lang w:eastAsia="es-CO"/>
+              </w:rPr>
+            </w:pPr>
+            <w:r>
+              <w:rPr>
+                <w:rFonts w:ascii="Arial" w:eastAsia="Times New Roman" w:hAnsi="Arial" w:cs="Arial"/>
+                <w:color w:val="000000"/>
+                <w:sz w:val="20"/>
+                <w:szCs w:val="20"/>
+                <w:lang w:eastAsia="es-CO"/>
+              </w:rPr>
+              <w:t>9</w:t>
+            </w:r>
+            <w:r>
+              <w:rPr>
+                <w:rFonts w:ascii="Arial" w:eastAsia="Times New Roman" w:hAnsi="Arial" w:cs="Arial"/>
+                <w:color w:val="000000"/>
+                <w:sz w:val="20"/>
+                <w:szCs w:val="20"/>
+                <w:lang w:eastAsia="es-CO"/>
+              </w:rPr>
+              <w:t xml:space="preserve"> </w:t>
+            </w:r>
+            <w:r>
+              <w:rPr>
+                <w:rFonts w:ascii="Arial" w:eastAsia="Times New Roman" w:hAnsi="Arial" w:cs="Arial"/>
+                <w:color w:val="000000"/>
+                <w:sz w:val="20"/>
+                <w:szCs w:val="20"/>
+                <w:lang w:eastAsia="es-CO"/>
+              </w:rPr>
+              <w:t>%</w:t>
             </w:r>
           </w:p>
         </w:tc>
@@ -8130,7 +8133,6 @@
               <w:bottom w:val="single" w:sz="4" w:space="0" w:color="auto"/>
               <w:right w:val="single" w:sz="4" w:space="0" w:color="auto"/>
             </w:tcBorders>
-            <w:shd w:val="clear" w:color="auto" w:fill="auto"/>
             <w:noWrap/>
             <w:vAlign w:val="bottom"/>
             <w:hideMark/>
@@ -8168,7 +8170,6 @@
               <w:bottom w:val="single" w:sz="4" w:space="0" w:color="auto"/>
               <w:right w:val="single" w:sz="4" w:space="0" w:color="auto"/>
             </w:tcBorders>
-            <w:shd w:val="clear" w:color="auto" w:fill="auto"/>
             <w:noWrap/>
             <w:vAlign w:val="bottom"/>
             <w:hideMark/>
@@ -8212,32 +8213,51 @@
               <w:bottom w:val="single" w:sz="4" w:space="0" w:color="auto"/>
               <w:right w:val="single" w:sz="4" w:space="0" w:color="auto"/>
             </w:tcBorders>
-            <w:shd w:val="clear" w:color="auto" w:fill="auto"/>
-            <w:noWrap/>
-            <w:vAlign w:val="bottom"/>
-            <w:hideMark/>
-          </w:tcPr>
-          <w:p>
-            <w:pPr>
-              <w:spacing w:after="0" w:line="240" w:lineRule="auto"/>
-              <w:jc w:val="center"/>
-              <w:rPr>
-                <w:rFonts w:ascii="Arial" w:eastAsia="Times New Roman" w:hAnsi="Arial" w:cs="Arial"/>
-                <w:color w:val="000000"/>
-                <w:sz w:val="20"/>
-                <w:szCs w:val="20"/>
-                <w:lang w:eastAsia="es-CO"/>
-              </w:rPr>
-            </w:pPr>
-            <w:r>
-              <w:rPr>
-                <w:rFonts w:ascii="Arial" w:eastAsia="Times New Roman" w:hAnsi="Arial" w:cs="Arial"/>
-                <w:color w:val="000000"/>
-                <w:sz w:val="20"/>
-                <w:szCs w:val="20"/>
-                <w:lang w:eastAsia="es-CO"/>
-              </w:rPr>
-              <w:t>10%</w:t>
+            <w:noWrap/>
+            <w:vAlign w:val="bottom"/>
+            <w:hideMark/>
+          </w:tcPr>
+          <w:p>
+            <w:pPr>
+              <w:spacing w:after="0" w:line="240" w:lineRule="auto"/>
+              <w:jc w:val="center"/>
+              <w:rPr>
+                <w:rFonts w:ascii="Arial" w:eastAsia="Times New Roman" w:hAnsi="Arial" w:cs="Arial"/>
+                <w:color w:val="000000"/>
+                <w:sz w:val="20"/>
+                <w:szCs w:val="20"/>
+                <w:lang w:eastAsia="es-CO"/>
+              </w:rPr>
+            </w:pPr>
+            <w:r>
+              <w:rPr>
+                <w:rFonts w:ascii="Arial" w:eastAsia="Times New Roman" w:hAnsi="Arial" w:cs="Arial"/>
+                <w:color w:val="000000"/>
+                <w:sz w:val="20"/>
+                <w:szCs w:val="20"/>
+                <w:lang w:eastAsia="es-CO"/>
+              </w:rPr>
+              <w:t>10</w:t>
+            </w:r>
+            <w:r>
+              <w:rPr>
+                <w:rFonts w:ascii="Arial" w:eastAsia="Times New Roman" w:hAnsi="Arial" w:cs="Arial"/>
+                <w:color w:val="000000"/>
+                <w:sz w:val="20"/>
+                <w:szCs w:val="20"/>
+                <w:lang w:eastAsia="es-CO"/>
+              </w:rPr>
+              <w:t xml:space="preserve"> </w:t>
+            </w:r>
+            <w:r>
+              <w:rPr>
+                <w:rFonts w:ascii="Arial" w:eastAsia="Times New Roman" w:hAnsi="Arial" w:cs="Arial"/>
+                <w:color w:val="000000"/>
+                <w:sz w:val="20"/>
+                <w:szCs w:val="20"/>
+                <w:lang w:eastAsia="es-CO"/>
+              </w:rPr>
+              <w:t>%</w:t>
             </w:r>
           </w:p>
         </w:tc>
@@ -8250,7 +8270,6 @@
               <w:bottom w:val="single" w:sz="4" w:space="0" w:color="auto"/>
               <w:right w:val="single" w:sz="4" w:space="0" w:color="auto"/>
             </w:tcBorders>
-            <w:shd w:val="clear" w:color="auto" w:fill="auto"/>
             <w:noWrap/>
             <w:vAlign w:val="bottom"/>
             <w:hideMark/>
@@ -8288,7 +8307,6 @@
               <w:bottom w:val="single" w:sz="4" w:space="0" w:color="auto"/>
               <w:right w:val="single" w:sz="4" w:space="0" w:color="auto"/>
             </w:tcBorders>
-            <w:shd w:val="clear" w:color="auto" w:fill="auto"/>
             <w:noWrap/>
             <w:vAlign w:val="bottom"/>
             <w:hideMark/>
@@ -8332,32 +8350,51 @@
               <w:bottom w:val="single" w:sz="4" w:space="0" w:color="auto"/>
               <w:right w:val="single" w:sz="4" w:space="0" w:color="auto"/>
             </w:tcBorders>
-            <w:shd w:val="clear" w:color="auto" w:fill="auto"/>
-            <w:noWrap/>
-            <w:vAlign w:val="bottom"/>
-            <w:hideMark/>
-          </w:tcPr>
-          <w:p>
-            <w:pPr>
-              <w:spacing w:after="0" w:line="240" w:lineRule="auto"/>
-              <w:jc w:val="center"/>
-              <w:rPr>
-                <w:rFonts w:ascii="Arial" w:eastAsia="Times New Roman" w:hAnsi="Arial" w:cs="Arial"/>
-                <w:color w:val="000000"/>
-                <w:sz w:val="20"/>
-                <w:szCs w:val="20"/>
-                <w:lang w:eastAsia="es-CO"/>
-              </w:rPr>
-            </w:pPr>
-            <w:r>
-              <w:rPr>
-                <w:rFonts w:ascii="Arial" w:eastAsia="Times New Roman" w:hAnsi="Arial" w:cs="Arial"/>
-                <w:color w:val="000000"/>
-                <w:sz w:val="20"/>
-                <w:szCs w:val="20"/>
-                <w:lang w:eastAsia="es-CO"/>
-              </w:rPr>
-              <w:t>11%</w:t>
+            <w:noWrap/>
+            <w:vAlign w:val="bottom"/>
+            <w:hideMark/>
+          </w:tcPr>
+          <w:p>
+            <w:pPr>
+              <w:spacing w:after="0" w:line="240" w:lineRule="auto"/>
+              <w:jc w:val="center"/>
+              <w:rPr>
+                <w:rFonts w:ascii="Arial" w:eastAsia="Times New Roman" w:hAnsi="Arial" w:cs="Arial"/>
+                <w:color w:val="000000"/>
+                <w:sz w:val="20"/>
+                <w:szCs w:val="20"/>
+                <w:lang w:eastAsia="es-CO"/>
+              </w:rPr>
+            </w:pPr>
+            <w:r>
+              <w:rPr>
+                <w:rFonts w:ascii="Arial" w:eastAsia="Times New Roman" w:hAnsi="Arial" w:cs="Arial"/>
+                <w:color w:val="000000"/>
+                <w:sz w:val="20"/>
+                <w:szCs w:val="20"/>
+                <w:lang w:eastAsia="es-CO"/>
+              </w:rPr>
+              <w:t>11</w:t>
+            </w:r>
+            <w:r>
+              <w:rPr>
+                <w:rFonts w:ascii="Arial" w:eastAsia="Times New Roman" w:hAnsi="Arial" w:cs="Arial"/>
+                <w:color w:val="000000"/>
+                <w:sz w:val="20"/>
+                <w:szCs w:val="20"/>
+                <w:lang w:eastAsia="es-CO"/>
+              </w:rPr>
+              <w:t xml:space="preserve"> </w:t>
+            </w:r>
+            <w:r>
+              <w:rPr>
+                <w:rFonts w:ascii="Arial" w:eastAsia="Times New Roman" w:hAnsi="Arial" w:cs="Arial"/>
+                <w:color w:val="000000"/>
+                <w:sz w:val="20"/>
+                <w:szCs w:val="20"/>
+                <w:lang w:eastAsia="es-CO"/>
+              </w:rPr>
+              <w:t>%</w:t>
             </w:r>
           </w:p>
         </w:tc>
@@ -8370,7 +8407,6 @@
               <w:bottom w:val="single" w:sz="4" w:space="0" w:color="auto"/>
               <w:right w:val="single" w:sz="4" w:space="0" w:color="auto"/>
             </w:tcBorders>
-            <w:shd w:val="clear" w:color="auto" w:fill="auto"/>
             <w:noWrap/>
             <w:vAlign w:val="bottom"/>
             <w:hideMark/>
@@ -8408,7 +8444,6 @@
               <w:bottom w:val="single" w:sz="4" w:space="0" w:color="auto"/>
               <w:right w:val="single" w:sz="4" w:space="0" w:color="auto"/>
             </w:tcBorders>
-            <w:shd w:val="clear" w:color="auto" w:fill="auto"/>
             <w:noWrap/>
             <w:vAlign w:val="bottom"/>
             <w:hideMark/>
@@ -8452,32 +8487,51 @@
               <w:bottom w:val="single" w:sz="4" w:space="0" w:color="auto"/>
               <w:right w:val="single" w:sz="4" w:space="0" w:color="auto"/>
             </w:tcBorders>
-            <w:shd w:val="clear" w:color="auto" w:fill="auto"/>
-            <w:noWrap/>
-            <w:vAlign w:val="bottom"/>
-            <w:hideMark/>
-          </w:tcPr>
-          <w:p>
-            <w:pPr>
-              <w:spacing w:after="0" w:line="240" w:lineRule="auto"/>
-              <w:jc w:val="center"/>
-              <w:rPr>
-                <w:rFonts w:ascii="Arial" w:eastAsia="Times New Roman" w:hAnsi="Arial" w:cs="Arial"/>
-                <w:color w:val="000000"/>
-                <w:sz w:val="20"/>
-                <w:szCs w:val="20"/>
-                <w:lang w:eastAsia="es-CO"/>
-              </w:rPr>
-            </w:pPr>
-            <w:r>
-              <w:rPr>
-                <w:rFonts w:ascii="Arial" w:eastAsia="Times New Roman" w:hAnsi="Arial" w:cs="Arial"/>
-                <w:color w:val="000000"/>
-                <w:sz w:val="20"/>
-                <w:szCs w:val="20"/>
-                <w:lang w:eastAsia="es-CO"/>
-              </w:rPr>
-              <w:t>12%</w:t>
+            <w:noWrap/>
+            <w:vAlign w:val="bottom"/>
+            <w:hideMark/>
+          </w:tcPr>
+          <w:p>
+            <w:pPr>
+              <w:spacing w:after="0" w:line="240" w:lineRule="auto"/>
+              <w:jc w:val="center"/>
+              <w:rPr>
+                <w:rFonts w:ascii="Arial" w:eastAsia="Times New Roman" w:hAnsi="Arial" w:cs="Arial"/>
+                <w:color w:val="000000"/>
+                <w:sz w:val="20"/>
+                <w:szCs w:val="20"/>
+                <w:lang w:eastAsia="es-CO"/>
+              </w:rPr>
+            </w:pPr>
+            <w:r>
+              <w:rPr>
+                <w:rFonts w:ascii="Arial" w:eastAsia="Times New Roman" w:hAnsi="Arial" w:cs="Arial"/>
+                <w:color w:val="000000"/>
+                <w:sz w:val="20"/>
+                <w:szCs w:val="20"/>
+                <w:lang w:eastAsia="es-CO"/>
+              </w:rPr>
+              <w:t>12</w:t>
+            </w:r>
+            <w:r>
+              <w:rPr>
+                <w:rFonts w:ascii="Arial" w:eastAsia="Times New Roman" w:hAnsi="Arial" w:cs="Arial"/>
+                <w:color w:val="000000"/>
+                <w:sz w:val="20"/>
+                <w:szCs w:val="20"/>
+                <w:lang w:eastAsia="es-CO"/>
+              </w:rPr>
+              <w:t xml:space="preserve"> </w:t>
+            </w:r>
+            <w:r>
+              <w:rPr>
+                <w:rFonts w:ascii="Arial" w:eastAsia="Times New Roman" w:hAnsi="Arial" w:cs="Arial"/>
+                <w:color w:val="000000"/>
+                <w:sz w:val="20"/>
+                <w:szCs w:val="20"/>
+                <w:lang w:eastAsia="es-CO"/>
+              </w:rPr>
+              <w:t>%</w:t>
             </w:r>
           </w:p>
         </w:tc>
@@ -8490,7 +8544,6 @@
               <w:bottom w:val="single" w:sz="4" w:space="0" w:color="auto"/>
               <w:right w:val="single" w:sz="4" w:space="0" w:color="auto"/>
             </w:tcBorders>
-            <w:shd w:val="clear" w:color="auto" w:fill="auto"/>
             <w:noWrap/>
             <w:vAlign w:val="bottom"/>
             <w:hideMark/>
@@ -8528,7 +8581,6 @@
               <w:bottom w:val="single" w:sz="4" w:space="0" w:color="auto"/>
               <w:right w:val="single" w:sz="4" w:space="0" w:color="auto"/>
             </w:tcBorders>
-            <w:shd w:val="clear" w:color="auto" w:fill="auto"/>
             <w:noWrap/>
             <w:vAlign w:val="bottom"/>
             <w:hideMark/>
@@ -8572,32 +8624,51 @@
               <w:bottom w:val="single" w:sz="4" w:space="0" w:color="auto"/>
               <w:right w:val="single" w:sz="4" w:space="0" w:color="auto"/>
             </w:tcBorders>
-            <w:shd w:val="clear" w:color="auto" w:fill="auto"/>
-            <w:noWrap/>
-            <w:vAlign w:val="bottom"/>
-            <w:hideMark/>
-          </w:tcPr>
-          <w:p>
-            <w:pPr>
-              <w:spacing w:after="0" w:line="240" w:lineRule="auto"/>
-              <w:jc w:val="center"/>
-              <w:rPr>
-                <w:rFonts w:ascii="Arial" w:eastAsia="Times New Roman" w:hAnsi="Arial" w:cs="Arial"/>
-                <w:color w:val="000000"/>
-                <w:sz w:val="20"/>
-                <w:szCs w:val="20"/>
-                <w:lang w:eastAsia="es-CO"/>
-              </w:rPr>
-            </w:pPr>
-            <w:r>
-              <w:rPr>
-                <w:rFonts w:ascii="Arial" w:eastAsia="Times New Roman" w:hAnsi="Arial" w:cs="Arial"/>
-                <w:color w:val="000000"/>
-                <w:sz w:val="20"/>
-                <w:szCs w:val="20"/>
-                <w:lang w:eastAsia="es-CO"/>
-              </w:rPr>
-              <w:t>13%</w:t>
+            <w:noWrap/>
+            <w:vAlign w:val="bottom"/>
+            <w:hideMark/>
+          </w:tcPr>
+          <w:p>
+            <w:pPr>
+              <w:spacing w:after="0" w:line="240" w:lineRule="auto"/>
+              <w:jc w:val="center"/>
+              <w:rPr>
+                <w:rFonts w:ascii="Arial" w:eastAsia="Times New Roman" w:hAnsi="Arial" w:cs="Arial"/>
+                <w:color w:val="000000"/>
+                <w:sz w:val="20"/>
+                <w:szCs w:val="20"/>
+                <w:lang w:eastAsia="es-CO"/>
+              </w:rPr>
+            </w:pPr>
+            <w:r>
+              <w:rPr>
+                <w:rFonts w:ascii="Arial" w:eastAsia="Times New Roman" w:hAnsi="Arial" w:cs="Arial"/>
+                <w:color w:val="000000"/>
+                <w:sz w:val="20"/>
+                <w:szCs w:val="20"/>
+                <w:lang w:eastAsia="es-CO"/>
+              </w:rPr>
+              <w:t>13</w:t>
+            </w:r>
+            <w:r>
+              <w:rPr>
+                <w:rFonts w:ascii="Arial" w:eastAsia="Times New Roman" w:hAnsi="Arial" w:cs="Arial"/>
+                <w:color w:val="000000"/>
+                <w:sz w:val="20"/>
+                <w:szCs w:val="20"/>
+                <w:lang w:eastAsia="es-CO"/>
+              </w:rPr>
+              <w:t xml:space="preserve"> </w:t>
+            </w:r>
+            <w:r>
+              <w:rPr>
+                <w:rFonts w:ascii="Arial" w:eastAsia="Times New Roman" w:hAnsi="Arial" w:cs="Arial"/>
+                <w:color w:val="000000"/>
+                <w:sz w:val="20"/>
+                <w:szCs w:val="20"/>
+                <w:lang w:eastAsia="es-CO"/>
+              </w:rPr>
+              <w:t>%</w:t>
             </w:r>
           </w:p>
         </w:tc>
@@ -8610,7 +8681,6 @@
               <w:bottom w:val="single" w:sz="4" w:space="0" w:color="auto"/>
               <w:right w:val="single" w:sz="4" w:space="0" w:color="auto"/>
             </w:tcBorders>
-            <w:shd w:val="clear" w:color="auto" w:fill="auto"/>
             <w:noWrap/>
             <w:vAlign w:val="bottom"/>
             <w:hideMark/>
@@ -8648,7 +8718,6 @@
               <w:bottom w:val="single" w:sz="4" w:space="0" w:color="auto"/>
               <w:right w:val="single" w:sz="4" w:space="0" w:color="auto"/>
             </w:tcBorders>
-            <w:shd w:val="clear" w:color="auto" w:fill="auto"/>
             <w:noWrap/>
             <w:vAlign w:val="bottom"/>
             <w:hideMark/>
@@ -8692,32 +8761,51 @@
               <w:bottom w:val="single" w:sz="4" w:space="0" w:color="auto"/>
               <w:right w:val="single" w:sz="4" w:space="0" w:color="auto"/>
             </w:tcBorders>
-            <w:shd w:val="clear" w:color="auto" w:fill="auto"/>
-            <w:noWrap/>
-            <w:vAlign w:val="bottom"/>
-            <w:hideMark/>
-          </w:tcPr>
-          <w:p>
-            <w:pPr>
-              <w:spacing w:after="0" w:line="240" w:lineRule="auto"/>
-              <w:jc w:val="center"/>
-              <w:rPr>
-                <w:rFonts w:ascii="Arial" w:eastAsia="Times New Roman" w:hAnsi="Arial" w:cs="Arial"/>
-                <w:color w:val="000000"/>
-                <w:sz w:val="20"/>
-                <w:szCs w:val="20"/>
-                <w:lang w:eastAsia="es-CO"/>
-              </w:rPr>
-            </w:pPr>
-            <w:r>
-              <w:rPr>
-                <w:rFonts w:ascii="Arial" w:eastAsia="Times New Roman" w:hAnsi="Arial" w:cs="Arial"/>
-                <w:color w:val="000000"/>
-                <w:sz w:val="20"/>
-                <w:szCs w:val="20"/>
-                <w:lang w:eastAsia="es-CO"/>
-              </w:rPr>
-              <w:t>14%</w:t>
+            <w:noWrap/>
+            <w:vAlign w:val="bottom"/>
+            <w:hideMark/>
+          </w:tcPr>
+          <w:p>
+            <w:pPr>
+              <w:spacing w:after="0" w:line="240" w:lineRule="auto"/>
+              <w:jc w:val="center"/>
+              <w:rPr>
+                <w:rFonts w:ascii="Arial" w:eastAsia="Times New Roman" w:hAnsi="Arial" w:cs="Arial"/>
+                <w:color w:val="000000"/>
+                <w:sz w:val="20"/>
+                <w:szCs w:val="20"/>
+                <w:lang w:eastAsia="es-CO"/>
+              </w:rPr>
+            </w:pPr>
+            <w:r>
+              <w:rPr>
+                <w:rFonts w:ascii="Arial" w:eastAsia="Times New Roman" w:hAnsi="Arial" w:cs="Arial"/>
+                <w:color w:val="000000"/>
+                <w:sz w:val="20"/>
+                <w:szCs w:val="20"/>
+                <w:lang w:eastAsia="es-CO"/>
+              </w:rPr>
+              <w:t>14</w:t>
+            </w:r>
+            <w:r>
+              <w:rPr>
+                <w:rFonts w:ascii="Arial" w:eastAsia="Times New Roman" w:hAnsi="Arial" w:cs="Arial"/>
+                <w:color w:val="000000"/>
+                <w:sz w:val="20"/>
+                <w:szCs w:val="20"/>
+                <w:lang w:eastAsia="es-CO"/>
+              </w:rPr>
+              <w:t xml:space="preserve"> </w:t>
+            </w:r>
+            <w:r>
+              <w:rPr>
+                <w:rFonts w:ascii="Arial" w:eastAsia="Times New Roman" w:hAnsi="Arial" w:cs="Arial"/>
+                <w:color w:val="000000"/>
+                <w:sz w:val="20"/>
+                <w:szCs w:val="20"/>
+                <w:lang w:eastAsia="es-CO"/>
+              </w:rPr>
+              <w:t>%</w:t>
             </w:r>
           </w:p>
         </w:tc>
@@ -8730,7 +8818,6 @@
               <w:bottom w:val="single" w:sz="4" w:space="0" w:color="auto"/>
               <w:right w:val="single" w:sz="4" w:space="0" w:color="auto"/>
             </w:tcBorders>
-            <w:shd w:val="clear" w:color="auto" w:fill="auto"/>
             <w:noWrap/>
             <w:vAlign w:val="bottom"/>
             <w:hideMark/>
@@ -8768,7 +8855,6 @@
               <w:bottom w:val="single" w:sz="4" w:space="0" w:color="auto"/>
               <w:right w:val="single" w:sz="4" w:space="0" w:color="auto"/>
             </w:tcBorders>
-            <w:shd w:val="clear" w:color="auto" w:fill="auto"/>
             <w:noWrap/>
             <w:vAlign w:val="bottom"/>
             <w:hideMark/>
@@ -8812,32 +8898,51 @@
               <w:bottom w:val="single" w:sz="4" w:space="0" w:color="auto"/>
               <w:right w:val="single" w:sz="4" w:space="0" w:color="auto"/>
             </w:tcBorders>
-            <w:shd w:val="clear" w:color="auto" w:fill="auto"/>
-            <w:noWrap/>
-            <w:vAlign w:val="bottom"/>
-            <w:hideMark/>
-          </w:tcPr>
-          <w:p>
-            <w:pPr>
-              <w:spacing w:after="0" w:line="240" w:lineRule="auto"/>
-              <w:jc w:val="center"/>
-              <w:rPr>
-                <w:rFonts w:ascii="Arial" w:eastAsia="Times New Roman" w:hAnsi="Arial" w:cs="Arial"/>
-                <w:color w:val="000000"/>
-                <w:sz w:val="20"/>
-                <w:szCs w:val="20"/>
-                <w:lang w:eastAsia="es-CO"/>
-              </w:rPr>
-            </w:pPr>
-            <w:r>
-              <w:rPr>
-                <w:rFonts w:ascii="Arial" w:eastAsia="Times New Roman" w:hAnsi="Arial" w:cs="Arial"/>
-                <w:color w:val="000000"/>
-                <w:sz w:val="20"/>
-                <w:szCs w:val="20"/>
-                <w:lang w:eastAsia="es-CO"/>
-              </w:rPr>
-              <w:t>15%</w:t>
+            <w:noWrap/>
+            <w:vAlign w:val="bottom"/>
+            <w:hideMark/>
+          </w:tcPr>
+          <w:p>
+            <w:pPr>
+              <w:spacing w:after="0" w:line="240" w:lineRule="auto"/>
+              <w:jc w:val="center"/>
+              <w:rPr>
+                <w:rFonts w:ascii="Arial" w:eastAsia="Times New Roman" w:hAnsi="Arial" w:cs="Arial"/>
+                <w:color w:val="000000"/>
+                <w:sz w:val="20"/>
+                <w:szCs w:val="20"/>
+                <w:lang w:eastAsia="es-CO"/>
+              </w:rPr>
+            </w:pPr>
+            <w:r>
+              <w:rPr>
+                <w:rFonts w:ascii="Arial" w:eastAsia="Times New Roman" w:hAnsi="Arial" w:cs="Arial"/>
+                <w:color w:val="000000"/>
+                <w:sz w:val="20"/>
+                <w:szCs w:val="20"/>
+                <w:lang w:eastAsia="es-CO"/>
+              </w:rPr>
+              <w:t>15</w:t>
+            </w:r>
+            <w:r>
+              <w:rPr>
+                <w:rFonts w:ascii="Arial" w:eastAsia="Times New Roman" w:hAnsi="Arial" w:cs="Arial"/>
+                <w:color w:val="000000"/>
+                <w:sz w:val="20"/>
+                <w:szCs w:val="20"/>
+                <w:lang w:eastAsia="es-CO"/>
+              </w:rPr>
+              <w:t xml:space="preserve"> </w:t>
+            </w:r>
+            <w:r>
+              <w:rPr>
+                <w:rFonts w:ascii="Arial" w:eastAsia="Times New Roman" w:hAnsi="Arial" w:cs="Arial"/>
+                <w:color w:val="000000"/>
+                <w:sz w:val="20"/>
+                <w:szCs w:val="20"/>
+                <w:lang w:eastAsia="es-CO"/>
+              </w:rPr>
+              <w:t>%</w:t>
             </w:r>
           </w:p>
         </w:tc>
@@ -8850,7 +8955,6 @@
               <w:bottom w:val="single" w:sz="4" w:space="0" w:color="auto"/>
               <w:right w:val="single" w:sz="4" w:space="0" w:color="auto"/>
             </w:tcBorders>
-            <w:shd w:val="clear" w:color="auto" w:fill="auto"/>
             <w:noWrap/>
             <w:vAlign w:val="bottom"/>
             <w:hideMark/>
@@ -8888,7 +8992,6 @@
               <w:bottom w:val="single" w:sz="4" w:space="0" w:color="auto"/>
               <w:right w:val="single" w:sz="4" w:space="0" w:color="auto"/>
             </w:tcBorders>
-            <w:shd w:val="clear" w:color="auto" w:fill="auto"/>
             <w:noWrap/>
             <w:vAlign w:val="bottom"/>
             <w:hideMark/>
@@ -8932,32 +9035,51 @@
               <w:bottom w:val="single" w:sz="4" w:space="0" w:color="auto"/>
               <w:right w:val="single" w:sz="4" w:space="0" w:color="auto"/>
             </w:tcBorders>
-            <w:shd w:val="clear" w:color="auto" w:fill="auto"/>
-            <w:noWrap/>
-            <w:vAlign w:val="bottom"/>
-            <w:hideMark/>
-          </w:tcPr>
-          <w:p>
-            <w:pPr>
-              <w:spacing w:after="0" w:line="240" w:lineRule="auto"/>
-              <w:jc w:val="center"/>
-              <w:rPr>
-                <w:rFonts w:ascii="Arial" w:eastAsia="Times New Roman" w:hAnsi="Arial" w:cs="Arial"/>
-                <w:color w:val="000000"/>
-                <w:sz w:val="20"/>
-                <w:szCs w:val="20"/>
-                <w:lang w:eastAsia="es-CO"/>
-              </w:rPr>
-            </w:pPr>
-            <w:r>
-              <w:rPr>
-                <w:rFonts w:ascii="Arial" w:eastAsia="Times New Roman" w:hAnsi="Arial" w:cs="Arial"/>
-                <w:color w:val="000000"/>
-                <w:sz w:val="20"/>
-                <w:szCs w:val="20"/>
-                <w:lang w:eastAsia="es-CO"/>
-              </w:rPr>
-              <w:t>16%</w:t>
+            <w:noWrap/>
+            <w:vAlign w:val="bottom"/>
+            <w:hideMark/>
+          </w:tcPr>
+          <w:p>
+            <w:pPr>
+              <w:spacing w:after="0" w:line="240" w:lineRule="auto"/>
+              <w:jc w:val="center"/>
+              <w:rPr>
+                <w:rFonts w:ascii="Arial" w:eastAsia="Times New Roman" w:hAnsi="Arial" w:cs="Arial"/>
+                <w:color w:val="000000"/>
+                <w:sz w:val="20"/>
+                <w:szCs w:val="20"/>
+                <w:lang w:eastAsia="es-CO"/>
+              </w:rPr>
+            </w:pPr>
+            <w:r>
+              <w:rPr>
+                <w:rFonts w:ascii="Arial" w:eastAsia="Times New Roman" w:hAnsi="Arial" w:cs="Arial"/>
+                <w:color w:val="000000"/>
+                <w:sz w:val="20"/>
+                <w:szCs w:val="20"/>
+                <w:lang w:eastAsia="es-CO"/>
+              </w:rPr>
+              <w:t>16</w:t>
+            </w:r>
+            <w:r>
+              <w:rPr>
+                <w:rFonts w:ascii="Arial" w:eastAsia="Times New Roman" w:hAnsi="Arial" w:cs="Arial"/>
+                <w:color w:val="000000"/>
+                <w:sz w:val="20"/>
+                <w:szCs w:val="20"/>
+                <w:lang w:eastAsia="es-CO"/>
+              </w:rPr>
+              <w:t xml:space="preserve"> </w:t>
+            </w:r>
+            <w:r>
+              <w:rPr>
+                <w:rFonts w:ascii="Arial" w:eastAsia="Times New Roman" w:hAnsi="Arial" w:cs="Arial"/>
+                <w:color w:val="000000"/>
+                <w:sz w:val="20"/>
+                <w:szCs w:val="20"/>
+                <w:lang w:eastAsia="es-CO"/>
+              </w:rPr>
+              <w:t>%</w:t>
             </w:r>
           </w:p>
         </w:tc>
@@ -8970,7 +9092,6 @@
               <w:bottom w:val="single" w:sz="4" w:space="0" w:color="auto"/>
               <w:right w:val="single" w:sz="4" w:space="0" w:color="auto"/>
             </w:tcBorders>
-            <w:shd w:val="clear" w:color="auto" w:fill="auto"/>
             <w:noWrap/>
             <w:vAlign w:val="bottom"/>
             <w:hideMark/>
@@ -9008,7 +9129,6 @@
               <w:bottom w:val="single" w:sz="4" w:space="0" w:color="auto"/>
               <w:right w:val="single" w:sz="4" w:space="0" w:color="auto"/>
             </w:tcBorders>
-            <w:shd w:val="clear" w:color="auto" w:fill="auto"/>
             <w:noWrap/>
             <w:vAlign w:val="bottom"/>
             <w:hideMark/>
@@ -9052,32 +9172,51 @@
               <w:bottom w:val="single" w:sz="4" w:space="0" w:color="auto"/>
               <w:right w:val="single" w:sz="4" w:space="0" w:color="auto"/>
             </w:tcBorders>
-            <w:shd w:val="clear" w:color="auto" w:fill="auto"/>
-            <w:noWrap/>
-            <w:vAlign w:val="bottom"/>
-            <w:hideMark/>
-          </w:tcPr>
-          <w:p>
-            <w:pPr>
-              <w:spacing w:after="0" w:line="240" w:lineRule="auto"/>
-              <w:jc w:val="center"/>
-              <w:rPr>
-                <w:rFonts w:ascii="Arial" w:eastAsia="Times New Roman" w:hAnsi="Arial" w:cs="Arial"/>
-                <w:color w:val="000000"/>
-                <w:sz w:val="20"/>
-                <w:szCs w:val="20"/>
-                <w:lang w:eastAsia="es-CO"/>
-              </w:rPr>
-            </w:pPr>
-            <w:r>
-              <w:rPr>
-                <w:rFonts w:ascii="Arial" w:eastAsia="Times New Roman" w:hAnsi="Arial" w:cs="Arial"/>
-                <w:color w:val="000000"/>
-                <w:sz w:val="20"/>
-                <w:szCs w:val="20"/>
-                <w:lang w:eastAsia="es-CO"/>
-              </w:rPr>
-              <w:t>17%</w:t>
+            <w:noWrap/>
+            <w:vAlign w:val="bottom"/>
+            <w:hideMark/>
+          </w:tcPr>
+          <w:p>
+            <w:pPr>
+              <w:spacing w:after="0" w:line="240" w:lineRule="auto"/>
+              <w:jc w:val="center"/>
+              <w:rPr>
+                <w:rFonts w:ascii="Arial" w:eastAsia="Times New Roman" w:hAnsi="Arial" w:cs="Arial"/>
+                <w:color w:val="000000"/>
+                <w:sz w:val="20"/>
+                <w:szCs w:val="20"/>
+                <w:lang w:eastAsia="es-CO"/>
+              </w:rPr>
+            </w:pPr>
+            <w:r>
+              <w:rPr>
+                <w:rFonts w:ascii="Arial" w:eastAsia="Times New Roman" w:hAnsi="Arial" w:cs="Arial"/>
+                <w:color w:val="000000"/>
+                <w:sz w:val="20"/>
+                <w:szCs w:val="20"/>
+                <w:lang w:eastAsia="es-CO"/>
+              </w:rPr>
+              <w:t>17</w:t>
+            </w:r>
+            <w:r>
+              <w:rPr>
+                <w:rFonts w:ascii="Arial" w:eastAsia="Times New Roman" w:hAnsi="Arial" w:cs="Arial"/>
+                <w:color w:val="000000"/>
+                <w:sz w:val="20"/>
+                <w:szCs w:val="20"/>
+                <w:lang w:eastAsia="es-CO"/>
+              </w:rPr>
+              <w:t xml:space="preserve"> </w:t>
+            </w:r>
+            <w:r>
+              <w:rPr>
+                <w:rFonts w:ascii="Arial" w:eastAsia="Times New Roman" w:hAnsi="Arial" w:cs="Arial"/>
+                <w:color w:val="000000"/>
+                <w:sz w:val="20"/>
+                <w:szCs w:val="20"/>
+                <w:lang w:eastAsia="es-CO"/>
+              </w:rPr>
+              <w:t>%</w:t>
             </w:r>
           </w:p>
         </w:tc>
@@ -9090,7 +9229,6 @@
               <w:bottom w:val="single" w:sz="4" w:space="0" w:color="auto"/>
               <w:right w:val="single" w:sz="4" w:space="0" w:color="auto"/>
             </w:tcBorders>
-            <w:shd w:val="clear" w:color="auto" w:fill="auto"/>
             <w:noWrap/>
             <w:vAlign w:val="bottom"/>
             <w:hideMark/>
@@ -9128,7 +9266,6 @@
               <w:bottom w:val="single" w:sz="4" w:space="0" w:color="auto"/>
               <w:right w:val="single" w:sz="4" w:space="0" w:color="auto"/>
             </w:tcBorders>
-            <w:shd w:val="clear" w:color="auto" w:fill="auto"/>
             <w:noWrap/>
             <w:vAlign w:val="bottom"/>
             <w:hideMark/>
@@ -9172,32 +9309,51 @@
               <w:bottom w:val="single" w:sz="4" w:space="0" w:color="auto"/>
               <w:right w:val="single" w:sz="4" w:space="0" w:color="auto"/>
             </w:tcBorders>
-            <w:shd w:val="clear" w:color="auto" w:fill="auto"/>
-            <w:noWrap/>
-            <w:vAlign w:val="bottom"/>
-            <w:hideMark/>
-          </w:tcPr>
-          <w:p>
-            <w:pPr>
-              <w:spacing w:after="0" w:line="240" w:lineRule="auto"/>
-              <w:jc w:val="center"/>
-              <w:rPr>
-                <w:rFonts w:ascii="Arial" w:eastAsia="Times New Roman" w:hAnsi="Arial" w:cs="Arial"/>
-                <w:color w:val="000000"/>
-                <w:sz w:val="20"/>
-                <w:szCs w:val="20"/>
-                <w:lang w:eastAsia="es-CO"/>
-              </w:rPr>
-            </w:pPr>
-            <w:r>
-              <w:rPr>
-                <w:rFonts w:ascii="Arial" w:eastAsia="Times New Roman" w:hAnsi="Arial" w:cs="Arial"/>
-                <w:color w:val="000000"/>
-                <w:sz w:val="20"/>
-                <w:szCs w:val="20"/>
-                <w:lang w:eastAsia="es-CO"/>
-              </w:rPr>
-              <w:t>18%</w:t>
+            <w:noWrap/>
+            <w:vAlign w:val="bottom"/>
+            <w:hideMark/>
+          </w:tcPr>
+          <w:p>
+            <w:pPr>
+              <w:spacing w:after="0" w:line="240" w:lineRule="auto"/>
+              <w:jc w:val="center"/>
+              <w:rPr>
+                <w:rFonts w:ascii="Arial" w:eastAsia="Times New Roman" w:hAnsi="Arial" w:cs="Arial"/>
+                <w:color w:val="000000"/>
+                <w:sz w:val="20"/>
+                <w:szCs w:val="20"/>
+                <w:lang w:eastAsia="es-CO"/>
+              </w:rPr>
+            </w:pPr>
+            <w:r>
+              <w:rPr>
+                <w:rFonts w:ascii="Arial" w:eastAsia="Times New Roman" w:hAnsi="Arial" w:cs="Arial"/>
+                <w:color w:val="000000"/>
+                <w:sz w:val="20"/>
+                <w:szCs w:val="20"/>
+                <w:lang w:eastAsia="es-CO"/>
+              </w:rPr>
+              <w:t>18</w:t>
+            </w:r>
+            <w:r>
+              <w:rPr>
+                <w:rFonts w:ascii="Arial" w:eastAsia="Times New Roman" w:hAnsi="Arial" w:cs="Arial"/>
+                <w:color w:val="000000"/>
+                <w:sz w:val="20"/>
+                <w:szCs w:val="20"/>
+                <w:lang w:eastAsia="es-CO"/>
+              </w:rPr>
+              <w:t xml:space="preserve"> </w:t>
+            </w:r>
+            <w:r>
+              <w:rPr>
+                <w:rFonts w:ascii="Arial" w:eastAsia="Times New Roman" w:hAnsi="Arial" w:cs="Arial"/>
+                <w:color w:val="000000"/>
+                <w:sz w:val="20"/>
+                <w:szCs w:val="20"/>
+                <w:lang w:eastAsia="es-CO"/>
+              </w:rPr>
+              <w:t>%</w:t>
             </w:r>
           </w:p>
         </w:tc>
@@ -9210,7 +9366,6 @@
               <w:bottom w:val="single" w:sz="4" w:space="0" w:color="auto"/>
               <w:right w:val="single" w:sz="4" w:space="0" w:color="auto"/>
             </w:tcBorders>
-            <w:shd w:val="clear" w:color="auto" w:fill="auto"/>
             <w:noWrap/>
             <w:vAlign w:val="bottom"/>
             <w:hideMark/>
@@ -9248,7 +9403,6 @@
               <w:bottom w:val="single" w:sz="4" w:space="0" w:color="auto"/>
               <w:right w:val="single" w:sz="4" w:space="0" w:color="auto"/>
             </w:tcBorders>
-            <w:shd w:val="clear" w:color="auto" w:fill="auto"/>
             <w:noWrap/>
             <w:vAlign w:val="bottom"/>
             <w:hideMark/>
@@ -9292,32 +9446,51 @@
               <w:bottom w:val="single" w:sz="4" w:space="0" w:color="auto"/>
               <w:right w:val="single" w:sz="4" w:space="0" w:color="auto"/>
             </w:tcBorders>
-            <w:shd w:val="clear" w:color="auto" w:fill="auto"/>
-            <w:noWrap/>
-            <w:vAlign w:val="bottom"/>
-            <w:hideMark/>
-          </w:tcPr>
-          <w:p>
-            <w:pPr>
-              <w:spacing w:after="0" w:line="240" w:lineRule="auto"/>
-              <w:jc w:val="center"/>
-              <w:rPr>
-                <w:rFonts w:ascii="Arial" w:eastAsia="Times New Roman" w:hAnsi="Arial" w:cs="Arial"/>
-                <w:color w:val="000000"/>
-                <w:sz w:val="20"/>
-                <w:szCs w:val="20"/>
-                <w:lang w:eastAsia="es-CO"/>
-              </w:rPr>
-            </w:pPr>
-            <w:r>
-              <w:rPr>
-                <w:rFonts w:ascii="Arial" w:eastAsia="Times New Roman" w:hAnsi="Arial" w:cs="Arial"/>
-                <w:color w:val="000000"/>
-                <w:sz w:val="20"/>
-                <w:szCs w:val="20"/>
-                <w:lang w:eastAsia="es-CO"/>
-              </w:rPr>
-              <w:t>19%</w:t>
+            <w:noWrap/>
+            <w:vAlign w:val="bottom"/>
+            <w:hideMark/>
+          </w:tcPr>
+          <w:p>
+            <w:pPr>
+              <w:spacing w:after="0" w:line="240" w:lineRule="auto"/>
+              <w:jc w:val="center"/>
+              <w:rPr>
+                <w:rFonts w:ascii="Arial" w:eastAsia="Times New Roman" w:hAnsi="Arial" w:cs="Arial"/>
+                <w:color w:val="000000"/>
+                <w:sz w:val="20"/>
+                <w:szCs w:val="20"/>
+                <w:lang w:eastAsia="es-CO"/>
+              </w:rPr>
+            </w:pPr>
+            <w:r>
+              <w:rPr>
+                <w:rFonts w:ascii="Arial" w:eastAsia="Times New Roman" w:hAnsi="Arial" w:cs="Arial"/>
+                <w:color w:val="000000"/>
+                <w:sz w:val="20"/>
+                <w:szCs w:val="20"/>
+                <w:lang w:eastAsia="es-CO"/>
+              </w:rPr>
+              <w:t>19</w:t>
+            </w:r>
+            <w:r>
+              <w:rPr>
+                <w:rFonts w:ascii="Arial" w:eastAsia="Times New Roman" w:hAnsi="Arial" w:cs="Arial"/>
+                <w:color w:val="000000"/>
+                <w:sz w:val="20"/>
+                <w:szCs w:val="20"/>
+                <w:lang w:eastAsia="es-CO"/>
+              </w:rPr>
+              <w:t xml:space="preserve"> </w:t>
+            </w:r>
+            <w:r>
+              <w:rPr>
+                <w:rFonts w:ascii="Arial" w:eastAsia="Times New Roman" w:hAnsi="Arial" w:cs="Arial"/>
+                <w:color w:val="000000"/>
+                <w:sz w:val="20"/>
+                <w:szCs w:val="20"/>
+                <w:lang w:eastAsia="es-CO"/>
+              </w:rPr>
+              <w:t>%</w:t>
             </w:r>
           </w:p>
         </w:tc>
@@ -9330,7 +9503,6 @@
               <w:bottom w:val="single" w:sz="4" w:space="0" w:color="auto"/>
               <w:right w:val="single" w:sz="4" w:space="0" w:color="auto"/>
             </w:tcBorders>
-            <w:shd w:val="clear" w:color="auto" w:fill="auto"/>
             <w:noWrap/>
             <w:vAlign w:val="bottom"/>
             <w:hideMark/>
@@ -9368,7 +9540,6 @@
               <w:bottom w:val="single" w:sz="4" w:space="0" w:color="auto"/>
               <w:right w:val="single" w:sz="4" w:space="0" w:color="auto"/>
             </w:tcBorders>
-            <w:shd w:val="clear" w:color="auto" w:fill="auto"/>
             <w:noWrap/>
             <w:vAlign w:val="bottom"/>
             <w:hideMark/>
@@ -9412,32 +9583,51 @@
               <w:bottom w:val="single" w:sz="4" w:space="0" w:color="auto"/>
               <w:right w:val="single" w:sz="4" w:space="0" w:color="auto"/>
             </w:tcBorders>
-            <w:shd w:val="clear" w:color="auto" w:fill="auto"/>
-            <w:noWrap/>
-            <w:vAlign w:val="bottom"/>
-            <w:hideMark/>
-          </w:tcPr>
-          <w:p>
-            <w:pPr>
-              <w:spacing w:after="0" w:line="240" w:lineRule="auto"/>
-              <w:jc w:val="center"/>
-              <w:rPr>
-                <w:rFonts w:ascii="Arial" w:eastAsia="Times New Roman" w:hAnsi="Arial" w:cs="Arial"/>
-                <w:color w:val="000000"/>
-                <w:sz w:val="20"/>
-                <w:szCs w:val="20"/>
-                <w:lang w:eastAsia="es-CO"/>
-              </w:rPr>
-            </w:pPr>
-            <w:r>
-              <w:rPr>
-                <w:rFonts w:ascii="Arial" w:eastAsia="Times New Roman" w:hAnsi="Arial" w:cs="Arial"/>
-                <w:color w:val="000000"/>
-                <w:sz w:val="20"/>
-                <w:szCs w:val="20"/>
-                <w:lang w:eastAsia="es-CO"/>
-              </w:rPr>
-              <w:t>20%</w:t>
+            <w:noWrap/>
+            <w:vAlign w:val="bottom"/>
+            <w:hideMark/>
+          </w:tcPr>
+          <w:p>
+            <w:pPr>
+              <w:spacing w:after="0" w:line="240" w:lineRule="auto"/>
+              <w:jc w:val="center"/>
+              <w:rPr>
+                <w:rFonts w:ascii="Arial" w:eastAsia="Times New Roman" w:hAnsi="Arial" w:cs="Arial"/>
+                <w:color w:val="000000"/>
+                <w:sz w:val="20"/>
+                <w:szCs w:val="20"/>
+                <w:lang w:eastAsia="es-CO"/>
+              </w:rPr>
+            </w:pPr>
+            <w:r>
+              <w:rPr>
+                <w:rFonts w:ascii="Arial" w:eastAsia="Times New Roman" w:hAnsi="Arial" w:cs="Arial"/>
+                <w:color w:val="000000"/>
+                <w:sz w:val="20"/>
+                <w:szCs w:val="20"/>
+                <w:lang w:eastAsia="es-CO"/>
+              </w:rPr>
+              <w:t>20</w:t>
+            </w:r>
+            <w:r>
+              <w:rPr>
+                <w:rFonts w:ascii="Arial" w:eastAsia="Times New Roman" w:hAnsi="Arial" w:cs="Arial"/>
+                <w:color w:val="000000"/>
+                <w:sz w:val="20"/>
+                <w:szCs w:val="20"/>
+                <w:lang w:eastAsia="es-CO"/>
+              </w:rPr>
+              <w:t xml:space="preserve"> </w:t>
+            </w:r>
+            <w:r>
+              <w:rPr>
+                <w:rFonts w:ascii="Arial" w:eastAsia="Times New Roman" w:hAnsi="Arial" w:cs="Arial"/>
+                <w:color w:val="000000"/>
+                <w:sz w:val="20"/>
+                <w:szCs w:val="20"/>
+                <w:lang w:eastAsia="es-CO"/>
+              </w:rPr>
+              <w:t>%</w:t>
             </w:r>
           </w:p>
         </w:tc>
@@ -9450,7 +9640,6 @@
               <w:bottom w:val="single" w:sz="4" w:space="0" w:color="auto"/>
               <w:right w:val="single" w:sz="4" w:space="0" w:color="auto"/>
             </w:tcBorders>
-            <w:shd w:val="clear" w:color="auto" w:fill="auto"/>
             <w:noWrap/>
             <w:vAlign w:val="bottom"/>
             <w:hideMark/>
@@ -9488,7 +9677,6 @@
               <w:bottom w:val="single" w:sz="4" w:space="0" w:color="auto"/>
               <w:right w:val="single" w:sz="4" w:space="0" w:color="auto"/>
             </w:tcBorders>
-            <w:shd w:val="clear" w:color="auto" w:fill="auto"/>
             <w:noWrap/>
             <w:vAlign w:val="bottom"/>
             <w:hideMark/>
@@ -9556,7 +9744,43 @@
           <w:szCs w:val="20"/>
           <w:lang w:val="es-CO"/>
         </w:rPr>
-        <w:t>Primera columna es porcentaje de defectuosos, corresponde a valores para graficar en el eje X, y con 15% al 20% es suficiente para observar la probabilidad.</w:t>
+        <w:t>Primera columna es porcentaje de defectuosos, corresponde a valores para graficar en el eje X, y con 15</w:t>
+      </w:r>
+      <w:r>
+        <w:rPr>
+          <w:color w:val="000000" w:themeColor="text1"/>
+          <w:sz w:val="20"/>
+          <w:szCs w:val="20"/>
+          <w:lang w:val="es-CO"/>
+        </w:rPr>
+        <w:t xml:space="preserve"> </w:t>
+      </w:r>
+      <w:r>
+        <w:rPr>
+          <w:color w:val="000000" w:themeColor="text1"/>
+          <w:sz w:val="20"/>
+          <w:szCs w:val="20"/>
+          <w:lang w:val="es-CO"/>
+        </w:rPr>
+        <w:t>% al 20</w:t>
+      </w:r>
+      <w:r>
+        <w:rPr>
+          <w:color w:val="000000" w:themeColor="text1"/>
+          <w:sz w:val="20"/>
+          <w:szCs w:val="20"/>
+          <w:lang w:val="es-CO"/>
+        </w:rPr>
+        <w:t xml:space="preserve"> </w:t>
+      </w:r>
+      <w:r>
+        <w:rPr>
+          <w:color w:val="000000" w:themeColor="text1"/>
+          <w:sz w:val="20"/>
+          <w:szCs w:val="20"/>
+          <w:lang w:val="es-CO"/>
+        </w:rPr>
+        <w:t>% es suficiente para observar la probabilidad.</w:t>
       </w:r>
     </w:p>
     <w:p>
@@ -9646,29 +9870,7 @@
           <w:szCs w:val="20"/>
           <w:lang w:val="es-CO"/>
         </w:rPr>
-        <w:t>=</w:t>
-      </w:r>
-      <w:proofErr w:type="spellStart"/>
-      <w:r>
-        <w:rPr>
-          <w:rFonts w:ascii="Cambria Math" w:hAnsi="Cambria Math"/>
-          <w:color w:val="000000" w:themeColor="text1"/>
-          <w:sz w:val="20"/>
-          <w:szCs w:val="20"/>
-          <w:lang w:val="es-CO"/>
-        </w:rPr>
-        <w:t>POISSON.DIST</w:t>
-      </w:r>
-      <w:proofErr w:type="spellEnd"/>
-      <w:r>
-        <w:rPr>
-          <w:rFonts w:ascii="Cambria Math" w:hAnsi="Cambria Math"/>
-          <w:color w:val="000000" w:themeColor="text1"/>
-          <w:sz w:val="20"/>
-          <w:szCs w:val="20"/>
-          <w:lang w:val="es-CO"/>
-        </w:rPr>
-        <w:t>(criterio de aceptación; número esperado de defectos; acumulado)</w:t>
+        <w:t>=POISSON.DIST(criterio de aceptación; número esperado de defectos; acumulado)</w:t>
       </w:r>
     </w:p>
     <w:p>
@@ -9797,7 +9999,25 @@
           <w:szCs w:val="20"/>
           <w:lang w:val="es-CO"/>
         </w:rPr>
-        <w:t>Análisis: en la primera fila quiere decir que si el número de defectuosos es 0 se acepta al 100%, y de allí empieza a disminuir la probabilidad de aceptación del lote.</w:t>
+        <w:t>Análisis: en la primera fila quiere decir que si el número de defectuosos es 0 se acepta al 100</w:t>
+      </w:r>
+      <w:r>
+        <w:rPr>
+          <w:color w:val="000000" w:themeColor="text1"/>
+          <w:sz w:val="20"/>
+          <w:szCs w:val="20"/>
+          <w:lang w:val="es-CO"/>
+        </w:rPr>
+        <w:t xml:space="preserve"> </w:t>
+      </w:r>
+      <w:r>
+        <w:rPr>
+          <w:color w:val="000000" w:themeColor="text1"/>
+          <w:sz w:val="20"/>
+          <w:szCs w:val="20"/>
+          <w:lang w:val="es-CO"/>
+        </w:rPr>
+        <w:t>%, y de allí empieza a disminuir la probabilidad de aceptación del lote.</w:t>
       </w:r>
     </w:p>
     <w:p>
@@ -9834,7 +10054,43 @@
           <w:szCs w:val="20"/>
           <w:lang w:val="es-CO"/>
         </w:rPr>
-        <w:t>Graficar: seleccionar la primera y tercera columna e insertar el grafico de dispersión con líneas suavizadas y marcadores.</w:t>
+        <w:t xml:space="preserve">Graficar: seleccionar la primera y tercera columna e </w:t>
+      </w:r>
+      <w:r>
+        <w:rPr>
+          <w:color w:val="000000" w:themeColor="text1"/>
+          <w:sz w:val="20"/>
+          <w:szCs w:val="20"/>
+          <w:lang w:val="es-ES"/>
+        </w:rPr>
+        <w:t>insertar</w:t>
+      </w:r>
+      <w:r>
+        <w:rPr>
+          <w:color w:val="000000" w:themeColor="text1"/>
+          <w:sz w:val="20"/>
+          <w:szCs w:val="20"/>
+          <w:lang w:val="es-CO"/>
+        </w:rPr>
+        <w:t xml:space="preserve"> el gr</w:t>
+      </w:r>
+      <w:r>
+        <w:rPr>
+          <w:color w:val="000000" w:themeColor="text1"/>
+          <w:sz w:val="20"/>
+          <w:szCs w:val="20"/>
+          <w:lang w:val="es-CO"/>
+        </w:rPr>
+        <w:t>á</w:t>
+      </w:r>
+      <w:r>
+        <w:rPr>
+          <w:color w:val="000000" w:themeColor="text1"/>
+          <w:sz w:val="20"/>
+          <w:szCs w:val="20"/>
+          <w:lang w:val="es-CO"/>
+        </w:rPr>
+        <w:t>fico de dispersión con líneas suavizadas y marcadores.</w:t>
       </w:r>
     </w:p>
     <w:p>
@@ -10512,7 +10768,23 @@
           <w:sz w:val="20"/>
           <w:szCs w:val="20"/>
         </w:rPr>
-        <w:t xml:space="preserve"> 60%, por lo cual se debe tener en cuenta la mejora del proceso y los riesgos del fabricante y del consumidor al</w:t>
+        <w:t xml:space="preserve"> 60</w:t>
+      </w:r>
+      <w:r>
+        <w:rPr>
+          <w:rFonts w:ascii="Arial" w:hAnsi="Arial" w:cs="Arial"/>
+          <w:sz w:val="20"/>
+          <w:szCs w:val="20"/>
+        </w:rPr>
+        <w:t xml:space="preserve"> </w:t>
+      </w:r>
+      <w:r>
+        <w:rPr>
+          <w:rFonts w:ascii="Arial" w:hAnsi="Arial" w:cs="Arial"/>
+          <w:sz w:val="20"/>
+          <w:szCs w:val="20"/>
+        </w:rPr>
+        <w:t>%, por lo cual se debe tener en cuenta la mejora del proceso y los riesgos del fabricante y del consumidor al</w:t>
       </w:r>
       <w:r>
         <w:rPr>
@@ -10588,7 +10860,7 @@
                 <w:sz w:val="20"/>
                 <w:szCs w:val="20"/>
               </w:rPr>
-              <w:t xml:space="preserve">de Excel </w:t>
+              <w:t>de Excel</w:t>
             </w:r>
             <w:r>
               <w:rPr>
@@ -10596,7 +10868,7 @@
                 <w:sz w:val="20"/>
                 <w:szCs w:val="20"/>
               </w:rPr>
-              <w:t xml:space="preserve">utilizada en el material complementario. </w:t>
+              <w:t>.</w:t>
             </w:r>
           </w:p>
           <w:p>
@@ -10658,7 +10930,7 @@
 </file>
 
 <file path=word/numbering.xml><?xml version="1.0" encoding="utf-8"?>
-<w:numbering xmlns:wpc="http://schemas.microsoft.com/office/word/2010/wordprocessingCanvas" xmlns:cx="http://schemas.microsoft.com/office/drawing/2014/chartex" xmlns:cx1="http://schemas.microsoft.com/office/drawing/2015/9/8/chartex" xmlns:cx2="http://schemas.microsoft.com/office/drawing/2015/10/21/chartex" xmlns:cx3="http://schemas.microsoft.com/office/drawing/2016/5/9/chartex" xmlns:cx4="http://schemas.microsoft.com/office/drawing/2016/5/10/chartex" xmlns:cx5="http://schemas.microsoft.com/office/drawing/2016/5/11/chartex" xmlns:cx6="http://schemas.microsoft.com/office/drawing/2016/5/12/chartex" xmlns:cx7="http://schemas.microsoft.com/office/drawing/2016/5/13/chartex" xmlns:cx8="http://schemas.microsoft.com/office/drawing/2016/5/14/chartex" xmlns:mc="http://schemas.openxmlformats.org/markup-compatibility/2006" xmlns:aink="http://schemas.microsoft.com/office/drawing/2016/ink" xmlns:am3d="http://schemas.microsoft.com/office/drawing/2017/model3d" xmlns:o="urn:schemas-microsoft-com:office:office" xmlns:r="http://schemas.openxmlformats.org/officeDocument/2006/relationships" xmlns:m="http://schemas.openxmlformats.org/officeDocument/2006/math" xmlns:v="urn:schemas-microsoft-com:vml" xmlns:wp14="http://schemas.microsoft.com/office/word/2010/wordprocessingDrawing" xmlns:wp="http://schemas.openxmlformats.org/drawingml/2006/wordprocessingDrawing" xmlns:w10="urn:schemas-microsoft-com:office:word" xmlns:w="http://schemas.openxmlformats.org/wordprocessingml/2006/main" xmlns:w14="http://schemas.microsoft.com/office/word/2010/wordml" xmlns:w15="http://schemas.microsoft.com/office/word/2012/wordml" xmlns:w16cex="http://schemas.microsoft.com/office/word/2018/wordml/cex" xmlns:w16cid="http://schemas.microsoft.com/office/word/2016/wordml/cid" xmlns:w16="http://schemas.microsoft.com/office/word/2018/wordml" xmlns:w16se="http://schemas.microsoft.com/office/word/2015/wordml/symex" xmlns:wpg="http://schemas.microsoft.com/office/word/2010/wordprocessingGroup" xmlns:wpi="http://schemas.microsoft.com/office/word/2010/wordprocessingInk" xmlns:wne="http://schemas.microsoft.com/office/word/2006/wordml" xmlns:wps="http://schemas.microsoft.com/office/word/2010/wordprocessingShape" mc:Ignorable="w14 w15 w16se w16cid w16 w16cex wp14">
+<w:numbering xmlns:wpc="http://schemas.microsoft.com/office/word/2010/wordprocessingCanvas" xmlns:cx="http://schemas.microsoft.com/office/drawing/2014/chartex" xmlns:cx1="http://schemas.microsoft.com/office/drawing/2015/9/8/chartex" xmlns:cx2="http://schemas.microsoft.com/office/drawing/2015/10/21/chartex" xmlns:cx3="http://schemas.microsoft.com/office/drawing/2016/5/9/chartex" xmlns:cx4="http://schemas.microsoft.com/office/drawing/2016/5/10/chartex" xmlns:cx5="http://schemas.microsoft.com/office/drawing/2016/5/11/chartex" xmlns:cx6="http://schemas.microsoft.com/office/drawing/2016/5/12/chartex" xmlns:cx7="http://schemas.microsoft.com/office/drawing/2016/5/13/chartex" xmlns:cx8="http://schemas.microsoft.com/office/drawing/2016/5/14/chartex" xmlns:mc="http://schemas.openxmlformats.org/markup-compatibility/2006" xmlns:aink="http://schemas.microsoft.com/office/drawing/2016/ink" xmlns:am3d="http://schemas.microsoft.com/office/drawing/2017/model3d" xmlns:o="urn:schemas-microsoft-com:office:office" xmlns:oel="http://schemas.microsoft.com/office/2019/extlst" xmlns:r="http://schemas.openxmlformats.org/officeDocument/2006/relationships" xmlns:m="http://schemas.openxmlformats.org/officeDocument/2006/math" xmlns:v="urn:schemas-microsoft-com:vml" xmlns:wp14="http://schemas.microsoft.com/office/word/2010/wordprocessingDrawing" xmlns:wp="http://schemas.openxmlformats.org/drawingml/2006/wordprocessingDrawing" xmlns:w10="urn:schemas-microsoft-com:office:word" xmlns:w="http://schemas.openxmlformats.org/wordprocessingml/2006/main" xmlns:w14="http://schemas.microsoft.com/office/word/2010/wordml" xmlns:w15="http://schemas.microsoft.com/office/word/2012/wordml" xmlns:w16cex="http://schemas.microsoft.com/office/word/2018/wordml/cex" xmlns:w16cid="http://schemas.microsoft.com/office/word/2016/wordml/cid" xmlns:w16="http://schemas.microsoft.com/office/word/2018/wordml" xmlns:w16du="http://schemas.microsoft.com/office/word/2023/wordml/word16du" xmlns:w16sdtdh="http://schemas.microsoft.com/office/word/2020/wordml/sdtdatahash" xmlns:w16sdtfl="http://schemas.microsoft.com/office/word/2024/wordml/sdtformatlock" xmlns:w16se="http://schemas.microsoft.com/office/word/2015/wordml/symex" xmlns:wpg="http://schemas.microsoft.com/office/word/2010/wordprocessingGroup" xmlns:wpi="http://schemas.microsoft.com/office/word/2010/wordprocessingInk" xmlns:wne="http://schemas.microsoft.com/office/word/2006/wordml" xmlns:wps="http://schemas.microsoft.com/office/word/2010/wordprocessingShape" mc:Ignorable="w14 w15 w16se w16cid w16 w16cex w16sdtdh w16sdtfl w16du wp14">
   <w:abstractNum w:abstractNumId="0" w15:restartNumberingAfterBreak="0">
     <w:nsid w:val="13332D8D"/>
     <w:multiLevelType w:val="hybridMultilevel"/>
@@ -10885,17 +11157,17 @@
       </w:rPr>
     </w:lvl>
   </w:abstractNum>
-  <w:num w:numId="1">
+  <w:num w:numId="1" w16cid:durableId="885876684">
     <w:abstractNumId w:val="1"/>
   </w:num>
-  <w:num w:numId="2">
+  <w:num w:numId="2" w16cid:durableId="165246073">
     <w:abstractNumId w:val="0"/>
   </w:num>
 </w:numbering>
 </file>
 
 <file path=word/styles.xml><?xml version="1.0" encoding="utf-8"?>
-<w:styles xmlns:mc="http://schemas.openxmlformats.org/markup-compatibility/2006" xmlns:r="http://schemas.openxmlformats.org/officeDocument/2006/relationships" xmlns:w="http://schemas.openxmlformats.org/wordprocessingml/2006/main" xmlns:w14="http://schemas.microsoft.com/office/word/2010/wordml" xmlns:w15="http://schemas.microsoft.com/office/word/2012/wordml" xmlns:w16cex="http://schemas.microsoft.com/office/word/2018/wordml/cex" xmlns:w16cid="http://schemas.microsoft.com/office/word/2016/wordml/cid" xmlns:w16="http://schemas.microsoft.com/office/word/2018/wordml" xmlns:w16se="http://schemas.microsoft.com/office/word/2015/wordml/symex" mc:Ignorable="w14 w15 w16se w16cid w16 w16cex">
+<w:styles xmlns:mc="http://schemas.openxmlformats.org/markup-compatibility/2006" xmlns:r="http://schemas.openxmlformats.org/officeDocument/2006/relationships" xmlns:w="http://schemas.openxmlformats.org/wordprocessingml/2006/main" xmlns:w14="http://schemas.microsoft.com/office/word/2010/wordml" xmlns:w15="http://schemas.microsoft.com/office/word/2012/wordml" xmlns:w16cex="http://schemas.microsoft.com/office/word/2018/wordml/cex" xmlns:w16cid="http://schemas.microsoft.com/office/word/2016/wordml/cid" xmlns:w16="http://schemas.microsoft.com/office/word/2018/wordml" xmlns:w16du="http://schemas.microsoft.com/office/word/2023/wordml/word16du" xmlns:w16sdtdh="http://schemas.microsoft.com/office/word/2020/wordml/sdtdatahash" xmlns:w16sdtfl="http://schemas.microsoft.com/office/word/2024/wordml/sdtformatlock" xmlns:w16se="http://schemas.microsoft.com/office/word/2015/wordml/symex" mc:Ignorable="w14 w15 w16se w16cid w16 w16cex w16sdtdh w16sdtfl w16du">
   <w:docDefaults>
     <w:rPrDefault>
       <w:rPr>
@@ -11296,7 +11568,6 @@
   <w:style w:type="character" w:default="1" w:styleId="Fuentedeprrafopredeter">
     <w:name w:val="Default Paragraph Font"/>
     <w:uiPriority w:val="1"/>
-    <w:semiHidden/>
     <w:unhideWhenUsed/>
   </w:style>
   <w:style w:type="table" w:default="1" w:styleId="Tablanormal">
@@ -11909,13 +12180,13 @@
 </file>
 
 <file path=customXml/itemProps1.xml><?xml version="1.0" encoding="utf-8"?>
-<ds:datastoreItem xmlns:ds="http://schemas.openxmlformats.org/officeDocument/2006/customXml" ds:itemID="{CF7B743B-58EE-40B1-A021-39DF0058C1CB}"/>
+<ds:datastoreItem xmlns:ds="http://schemas.openxmlformats.org/officeDocument/2006/customXml" ds:itemID="{B5676D4F-DB0E-49CE-A539-1FB06D5535B2}"/>
 </file>
 
 <file path=customXml/itemProps2.xml><?xml version="1.0" encoding="utf-8"?>
-<ds:datastoreItem xmlns:ds="http://schemas.openxmlformats.org/officeDocument/2006/customXml" ds:itemID="{CA67BC64-3300-4F2E-8359-AA7CF68DEA02}"/>
+<ds:datastoreItem xmlns:ds="http://schemas.openxmlformats.org/officeDocument/2006/customXml" ds:itemID="{BCA23E95-3FC9-4B9E-AC1B-B061DADBFA8A}"/>
 </file>
 
 <file path=customXml/itemProps3.xml><?xml version="1.0" encoding="utf-8"?>
-<ds:datastoreItem xmlns:ds="http://schemas.openxmlformats.org/officeDocument/2006/customXml" ds:itemID="{EEC59069-B393-416E-BCFD-A4F412310F15}"/>
+<ds:datastoreItem xmlns:ds="http://schemas.openxmlformats.org/officeDocument/2006/customXml" ds:itemID="{BA9E7AB4-EC3E-44C2-8E60-8FF3E9CDB6B2}"/>
 </file>